--- a/docs/간호인력연구_중간보고_1_쉬운버전.docx
+++ b/docs/간호인력연구_중간보고_1_쉬운버전.docx
@@ -20,7 +20,7 @@
         <w:rPr>
           <w:rFonts w:eastAsia="Malgun Gothic" w:ascii="Malgun Gothic" w:hAnsi="Malgun Gothic"/>
         </w:rPr>
-        <w:t>중간 진행 보고</w:t>
+        <w:t>최종 진행 보고</w:t>
       </w:r>
     </w:p>
     <w:p>
@@ -195,7 +195,7 @@
                 <w:rFonts w:eastAsia="Malgun Gothic" w:ascii="Malgun Gothic" w:hAnsi="Malgun Gothic"/>
                 <w:sz w:val="19"/>
               </w:rPr>
-              <w:t>2026-09-15 (2편 세밀 지도 완료 2026-09-14 08:42 · 통계·원고 초안 2026-09-14~15)</w:t>
+              <w:t>2026-09-19 (2편 세밀 지도 완료 09-14 · 보강 계산 완료 09-19 01:53 · 검증 계산 완료 09-19 19:32 · 최종 분석·원고 v0.2 09-19)</w:t>
             </w:r>
           </w:p>
         </w:tc>
@@ -266,7 +266,7 @@
                 <w:rFonts w:eastAsia="Malgun Gothic" w:ascii="Malgun Gothic" w:hAnsi="Malgun Gothic"/>
                 <w:sz w:val="20"/>
               </w:rPr>
-              <w:t>이 자료는 연구방법에 익숙하지 않은 분도 따라올 수 있도록 쉬운 말로 쓴 중간보고입니다. 숫자는 모두 연구 기록에서 프로그램이 그대로 옮겼고(손으로 옮긴 숫자 없음), 정확한 판정 기준과 통계 설명은 심사용 자료에 따로 정리했습니다. 2편의 결과 숫자는 세밀 지도만으로 낸 ‘중간판’이라, 보강·검증 계산이 끝나면 다시 계산합니다. 각 절 끝의 노란 표는 발표 중에 나올 만한 질문과 그에 대한 쉬운 설명입니다.</w:t>
+              <w:t>이 자료는 연구방법에 익숙하지 않은 분도 따라올 수 있도록 쉬운 말로 쓴 보고입니다. 숫자는 모두 연구 기록에서 프로그램이 그대로 옮겼고(손으로 옮긴 숫자 없음), 정확한 판정 기준과 통계 설명은 심사용 자료에 따로 정리했습니다. 2편의 계산은 전부 끝났습니다 — 세밀 지도 뒤에 보강 계산(C)과 검증 계산(D)까지 마쳤고, 아래 숫자는 그 최종 결과입니다. 다만 ‘최종’은 이 연구의 계산이 끝났다는 뜻이지, 실제 병동에 적용해도 된다는 뜻은 아닙니다(8절). 각 절 끝의 노란 표는 발표 중에 나올 만한 질문과 그에 대한 쉬운 설명입니다.</w:t>
             </w:r>
           </w:p>
         </w:tc>
@@ -439,7 +439,7 @@
                 <w:rFonts w:eastAsia="Malgun Gothic" w:ascii="Malgun Gothic" w:hAnsi="Malgun Gothic"/>
                 <w:sz w:val="19"/>
               </w:rPr>
-              <w:t>2편: 조건 300가지를 넓게 훑고(2026-08-26), 경계가 보인 1,382개 칸을 칸당 500번씩 다시 잰 세밀 지도를 마쳤다(2026-09-14 · 713,112건 · 오류 0). 그 위에서 통계를 내고 2편 논문 초안(v0.1)을 썼다.</w:t>
+              <w:t>2편: 조건 300가지를 넓게 훑고(08-26), 경계가 보인 1,382개 칸을 칸당 500번씩 다시 잰 세밀 지도(09-14 · 713,112건), 흐린 경계를 더 잰 보강 계산(09-19 · 890칸 · 459,240건), 지도를 만들 때 쓰지 않은 새 조건 64개로 채점한 검증 계산(09-19 · 43,292건)을 전부 마쳤다 — 세 단계 모두 오류 0.</w:t>
             </w:r>
           </w:p>
         </w:tc>
@@ -472,7 +472,7 @@
                 <w:rFonts w:eastAsia="Malgun Gothic" w:ascii="Malgun Gothic" w:hAnsi="Malgun Gothic"/>
                 <w:sz w:val="19"/>
               </w:rPr>
-              <w:t>보강 계산(Stage C) — 어떤 칸을 더 계산할지는 규칙대로 확정됐고(890칸 · 약 15일), 연구책임자의 착수 지시를 기다린다.</w:t>
+              <w:t>계산은 전부 끝났다. 최종 통계와 2편 논문 v0.2이 나왔고, 남은 것은 논문 마무리(저자·소속·이해관계 문안)와 투고다.</w:t>
             </w:r>
           </w:p>
         </w:tc>
@@ -505,7 +505,7 @@
                 <w:rFonts w:eastAsia="Malgun Gothic" w:ascii="Malgun Gothic" w:hAnsi="Malgun Gothic"/>
                 <w:sz w:val="19"/>
               </w:rPr>
-              <w:t>보강 계산 → 검증 계산(새 조건 64개) → 지도·산식 확정 → 2편 논문 확정. 1편은 투고 승인만 남았다.</w:t>
+              <w:t>2편 논문 마무리 → 투고 · 1편은 투고 승인만 남았다 · 3편(결근을 버티는 여유 인원) 착수 여부는 연구책임자가 판단한다.</w:t>
             </w:r>
           </w:p>
         </w:tc>
@@ -595,7 +595,7 @@
                 <w:color w:val="1C5CAB"/>
                 <w:sz w:val="40"/>
               </w:rPr>
-              <w:t>713,112건</w:t>
+              <w:t>1,215,644건</w:t>
             </w:r>
           </w:p>
           <w:p>
@@ -607,7 +607,7 @@
                 <w:rFonts w:eastAsia="Malgun Gothic" w:ascii="Malgun Gothic" w:hAnsi="Malgun Gothic"/>
                 <w:sz w:val="19"/>
               </w:rPr>
-              <w:t>2편 세밀 지도 완료 · 오류 0건</w:t>
+              <w:t>2편 계산 완료 (지도+보강+검증) · 오류 0건</w:t>
             </w:r>
           </w:p>
           <w:p>
@@ -619,7 +619,7 @@
                 <w:rFonts w:eastAsia="Malgun Gothic" w:ascii="Malgun Gothic" w:hAnsi="Malgun Gothic"/>
                 <w:sz w:val="17"/>
               </w:rPr>
-              <w:t>(2026-09-14 · 검사 통과)</w:t>
+              <w:t>(2026-09-19 · 검사 전부 통과)</w:t>
             </w:r>
           </w:p>
         </w:tc>
@@ -640,7 +640,7 @@
                 <w:color w:val="1C5CAB"/>
                 <w:sz w:val="40"/>
               </w:rPr>
-              <w:t>506 / 540</w:t>
+              <w:t>517 / 540</w:t>
             </w:r>
           </w:p>
           <w:p>
@@ -654,7 +654,7 @@
               </w:rPr>
               <w:t>‘하루 인원 × 1.6’이 확정적으로</w:t>
               <w:br/>
-              <w:t>모자란 계단 수 (중간판)</w:t>
+              <w:t>모자란 계단 수 (최종)</w:t>
             </w:r>
           </w:p>
           <w:p>
@@ -704,7 +704,7 @@
                 <w:rFonts w:eastAsia="Malgun Gothic" w:ascii="Malgun Gothic" w:hAnsi="Malgun Gothic"/>
                 <w:sz w:val="20"/>
               </w:rPr>
-              <w:t>한 줄로 말하면 — 하루 인원 산수만으로는 보이지 않던 ‘한 달 근무표의 제약’을 계산으로 드러내고, 어디까지 알았고 어디부터는 아직 모르는지를 함께 표시하는 연구입니다. 세밀 지도까지 온 지금의 중간 답은 「1.6 어림셈은 대부분의 조건에서 모자라고, 다섯 항짜리 짧은 공식이 훨씬 잘 맞는다(±1명 적중 51% vs 12%)」입니다.</w:t>
+              <w:t>한 줄로 말하면 — 하루 인원 산수만으로는 보이지 않던 ‘한 달 근무표의 제약’을 계산으로 드러내고, 어디까지 알았고 어디부터는 아직 모르는지를 함께 표시하는 연구입니다. 최종 답은 「1.6 어림셈은 거의 모든 조건에서 모자라고, 미리 만들어 둔 다섯 항짜리 짧은 공식은 처음 보는 조건에서도 훨씬 잘 맞는다 — 경계가 확정된 새 조건 21개에서 ±1명 적중 67% vs 1.6은 10%」입니다. 다만 새 조건 48개 중 절반 남짓(27개)에서는 세 칸짜리 창 안에서 경계를 한 점으로 찍지 못했습니다 — 95%라는 목표가 평평한 곡선 위에 있기 때문이며, 이것도 결과로 보고합니다.</w:t>
             </w:r>
           </w:p>
         </w:tc>
@@ -916,7 +916,7 @@
                 <w:rFonts w:eastAsia="Malgun Gothic" w:ascii="Malgun Gothic" w:hAnsi="Malgun Gothic"/>
                 <w:sz w:val="18"/>
               </w:rPr>
-              <w:t>‘중간판’은 왜 붙나요?</w:t>
+              <w:t>‘최종’이라는 건 무슨 뜻인가요?</w:t>
             </w:r>
           </w:p>
         </w:tc>
@@ -932,7 +932,7 @@
                 <w:rFonts w:eastAsia="Malgun Gothic" w:ascii="Malgun Gothic" w:hAnsi="Malgun Gothic"/>
                 <w:sz w:val="18"/>
               </w:rPr>
-              <w:t>지금 숫자는 세밀 지도만으로 낸 것이고, 보강 계산(C)과 검증 계산(D)이 끝나면 같은 프로그램으로 다시 계산합니다. 그때 숫자가 조금 움직일 수 있어 ‘중간판’이라고 못 박아 둡니다. 결론의 방향이 뒤집힐 가능성은 낮지만, 확정이라고 말하지 않습니다.</w:t>
+              <w:t>이 연구가 계획했던 계산(훑기 → 세밀 지도 → 보강 → 검증)이 전부 끝났고, 미리 정한 분석을 그 위에서 한 번 실행해 나온 숫자라는 뜻입니다. 9월 14일 자료의 ‘중간판’ 숫자와 비교하면 — 1.6이 모자란 계단 506 → 517개, 규칙 몫 Δ 중앙값 2 → 3명 — 방향은 같고 크기가 조금 움직였습니다. ‘최종’은 계산이 끝났다는 뜻이지 실제 병동에 써도 된다는 뜻은 아닙니다.</w:t>
             </w:r>
           </w:p>
         </w:tc>
@@ -950,7 +950,7 @@
                 <w:rFonts w:eastAsia="Malgun Gothic" w:ascii="Malgun Gothic" w:hAnsi="Malgun Gothic"/>
                 <w:sz w:val="18"/>
               </w:rPr>
-              <w:t>‘506 / 540’은 무슨 뜻인가요?</w:t>
+              <w:t>‘검증 계산’은 무엇을 확인했나요?</w:t>
             </w:r>
           </w:p>
         </w:tc>
@@ -966,7 +966,41 @@
                 <w:rFonts w:eastAsia="Malgun Gothic" w:ascii="Malgun Gothic" w:hAnsi="Malgun Gothic"/>
                 <w:sz w:val="18"/>
               </w:rPr>
-              <w:t>2편에서 본 540개 인원 계단 가운데 506개에서는, 1.6 어림셈이 내놓는 인원이 ‘지도가 이미 부족하다고 보인 인원’보다도 적었습니다. 그 계단들에서는 정확한 필요 인원을 몰라도 ‘1.6은 모자란다’는 방향만은 확정할 수 있어서 ‘확정적으로 모자란다’고 씁니다.</w:t>
+              <w:t>지도를 만들 때 한 번도 쓰지 않은 새 병동 조건 64개를 미리 떼어 두었다가, 공식이 예측한 인원의 아래·위 한 칸씩 세 칸을 실제로 계산해 채점했습니다. 모의고사로 공부한 뒤 실제 시험을 본 셈입니다. 그 결과 5항 공식은 경계가 확정된 21개 조건에서 ±1명 안에 67%를 맞혔고, 1.6 어림셈은 10%였습니다.</w:t>
+            </w:r>
+          </w:p>
+        </w:tc>
+      </w:tr>
+      <w:tr>
+        <w:tc>
+          <w:tcPr>
+            <w:tcW w:type="dxa" w:w="3200"/>
+            <w:shd w:val="clear" w:color="auto" w:fill="FFFBF0"/>
+          </w:tcPr>
+          <w:p>
+            <w:r/>
+            <w:r>
+              <w:rPr>
+                <w:rFonts w:eastAsia="Malgun Gothic" w:ascii="Malgun Gothic" w:hAnsi="Malgun Gothic"/>
+                <w:sz w:val="18"/>
+              </w:rPr>
+              <w:t>‘517 / 540’은 무슨 뜻인가요?</w:t>
+            </w:r>
+          </w:p>
+        </w:tc>
+        <w:tc>
+          <w:tcPr>
+            <w:tcW w:type="dxa" w:w="6211"/>
+            <w:shd w:val="clear" w:color="auto" w:fill="FFFBF0"/>
+          </w:tcPr>
+          <w:p>
+            <w:r/>
+            <w:r>
+              <w:rPr>
+                <w:rFonts w:eastAsia="Malgun Gothic" w:ascii="Malgun Gothic" w:hAnsi="Malgun Gothic"/>
+                <w:sz w:val="18"/>
+              </w:rPr>
+              <w:t>2편에서 본 540개 인원 계단 가운데 517개에서는, 1.6 어림셈이 내놓는 인원이 ‘지도가 이미 부족하다고 보인 인원’보다도 적었습니다. 그 계단들에서는 정확한 필요 인원을 몰라도 ‘1.6은 모자란다’는 방향만은 확정할 수 있어서 ‘확정적으로 모자란다’고 씁니다.</w:t>
             </w:r>
           </w:p>
         </w:tc>
@@ -1415,7 +1449,7 @@
         <w:rPr>
           <w:rFonts w:eastAsia="Malgun Gothic" w:ascii="Malgun Gothic" w:hAnsi="Malgun Gothic"/>
         </w:rPr>
-        <w:t>그래서 “1.6이 맞다/틀리다”가 아니라, “1.6은 편성가능성 곡선의 어디쯤에 있는가”를 계산으로 보려는 것입니다. 2편 세밀 지도가 그 답의 중간판을 냈습니다(6-4절).</w:t>
+        <w:t>그래서 “1.6이 맞다/틀리다”가 아니라, “1.6은 편성가능성 곡선의 어디쯤에 있는가”를 계산으로 보려는 것입니다. 2편이 그 답을 냈습니다(6-4절).</w:t>
       </w:r>
     </w:p>
     <w:tbl>
@@ -2199,7 +2233,7 @@
                 <w:rFonts w:eastAsia="Malgun Gothic" w:ascii="Malgun Gothic" w:hAnsi="Malgun Gothic"/>
                 <w:sz w:val="19"/>
               </w:rPr>
-              <w:t>연구 결과로 세지 않음 (1편·2편 세밀 지도 모두 0건)</w:t>
+              <w:t>연구 결과로 세지 않음 (1편 · 2편 지도·보강·검증 모두 0건)</w:t>
             </w:r>
           </w:p>
         </w:tc>
@@ -2795,7 +2829,7 @@
                 <w:rFonts w:eastAsia="Malgun Gothic" w:ascii="Malgun Gothic" w:hAnsi="Malgun Gothic"/>
                 <w:sz w:val="19"/>
               </w:rPr>
-              <w:t>세밀 지도 완료 (2026-09-14)</w:t>
+              <w:t>계산 전부 완료 (2026-09-19)</w:t>
             </w:r>
           </w:p>
           <w:p>
@@ -2804,7 +2838,7 @@
                 <w:rFonts w:eastAsia="Malgun Gothic" w:ascii="Malgun Gothic" w:hAnsi="Malgun Gothic"/>
                 <w:sz w:val="19"/>
               </w:rPr>
-              <w:t>통계·원고 초안(중간판) 완료 · 보강 계산 대기</w:t>
+              <w:t>최종 통계 · 논문 v0.2 · 마무리·투고 준비</w:t>
             </w:r>
           </w:p>
         </w:tc>
@@ -4381,7 +4415,7 @@
         <w:pStyle w:val="Heading1"/>
       </w:pPr>
       <w:r>
-        <w:t>5. 지금 어디까지 왔나 (2026-09-15 기준)</w:t>
+        <w:t>5. 지금 어디까지 왔나 (2026-09-19 기준)</w:t>
       </w:r>
     </w:p>
     <w:p>
@@ -4434,7 +4468,7 @@
           <w:color w:val="444444"/>
           <w:sz w:val="18"/>
         </w:rPr>
-        <w:t>그림 2. 2편의 계산 단계와 현재 위치 — 다섯 단계 완료, 보강 계산은 준비 완료(착수 대기), 검증 계산 예정, 분석·원고는 중간판</w:t>
+        <w:t>그림 2. 2편의 계산 단계 — 일곱 단계 전부 완료, 최종 분석과 논문 v0.2까지 나왔습니다</w:t>
       </w:r>
     </w:p>
     <w:p>
@@ -5081,7 +5115,7 @@
                 <w:rFonts w:eastAsia="Malgun Gothic" w:ascii="Malgun Gothic" w:hAnsi="Malgun Gothic"/>
                 <w:sz w:val="18"/>
               </w:rPr>
-              <w:t>완료 · 착수는 연구책임자 지시 후</w:t>
+              <w:t>완료</w:t>
             </w:r>
           </w:p>
         </w:tc>
@@ -5113,7 +5147,7 @@
                 <w:rFonts w:eastAsia="Malgun Gothic" w:ascii="Malgun Gothic" w:hAnsi="Malgun Gothic"/>
                 <w:sz w:val="18"/>
               </w:rPr>
-              <w:t>통계·중간분석</w:t>
+              <w:t>통계·중간분석 · 논문 초안 v0.1</w:t>
             </w:r>
           </w:p>
         </w:tc>
@@ -5128,7 +5162,7 @@
                 <w:rFonts w:eastAsia="Malgun Gothic" w:ascii="Malgun Gothic" w:hAnsi="Malgun Gothic"/>
                 <w:sz w:val="18"/>
               </w:rPr>
-              <w:t>지도 위에서 미리 정한 분석 계획(통계모형·산식·요인분해)을 실행</w:t>
+              <w:t>지도 위에서 미리 정한 분석 계획을 한 번 실행하고 방법·검증 장을 먼저 써 둠</w:t>
             </w:r>
           </w:p>
         </w:tc>
@@ -5143,7 +5177,7 @@
                 <w:rFonts w:eastAsia="Malgun Gothic" w:ascii="Malgun Gothic" w:hAnsi="Malgun Gothic"/>
                 <w:sz w:val="18"/>
               </w:rPr>
-              <w:t>완료 — 중간판 (보강·검증 뒤 재계산)</w:t>
+              <w:t>완료 — 중간판 (아래에서 최종으로 교체)</w:t>
             </w:r>
           </w:p>
         </w:tc>
@@ -5160,7 +5194,7 @@
                 <w:rFonts w:eastAsia="Malgun Gothic" w:ascii="Malgun Gothic" w:hAnsi="Malgun Gothic"/>
                 <w:sz w:val="18"/>
               </w:rPr>
-              <w:t>09-14 ~ 15</w:t>
+              <w:t>09-15 ~ 09-19</w:t>
             </w:r>
           </w:p>
         </w:tc>
@@ -5175,7 +5209,7 @@
                 <w:rFonts w:eastAsia="Malgun Gothic" w:ascii="Malgun Gothic" w:hAnsi="Malgun Gothic"/>
                 <w:sz w:val="18"/>
               </w:rPr>
-              <w:t>2편 논문 초안 v0.1</w:t>
+              <w:t>보강 계산 (Stage C)</w:t>
             </w:r>
           </w:p>
         </w:tc>
@@ -5190,7 +5224,7 @@
                 <w:rFonts w:eastAsia="Malgun Gothic" w:ascii="Malgun Gothic" w:hAnsi="Malgun Gothic"/>
                 <w:sz w:val="18"/>
               </w:rPr>
-              <w:t>방법·검증 장 완성, 결과 장은 중간판, 참고문헌 30건 확인</w:t>
+              <w:t>890칸 · 459,240건 — 흐린 경계 창을 두 칸씩 넓히고, 경계 확정 칸을 두 번 더 재고, 90% 보조 선을 잼</w:t>
             </w:r>
           </w:p>
         </w:tc>
@@ -5205,7 +5239,193 @@
                 <w:rFonts w:eastAsia="Malgun Gothic" w:ascii="Malgun Gothic" w:hAnsi="Malgun Gothic"/>
                 <w:sz w:val="18"/>
               </w:rPr>
-              <w:t>완료 — 투고 전 D 결과로 갱신</w:t>
+              <w:t>완료 09-19 01:53 · 오류 0 · 검사 21항 통과 (도중 컴퓨터 메모리 한도로 1회 멈춤 → 기록에서 이어 감, 다시 계산한 것 없음)</w:t>
+            </w:r>
+          </w:p>
+        </w:tc>
+      </w:tr>
+      <w:tr>
+        <w:tc>
+          <w:tcPr>
+            <w:tcW w:type="dxa" w:w="1129"/>
+          </w:tcPr>
+          <w:p>
+            <w:r/>
+            <w:r>
+              <w:rPr>
+                <w:rFonts w:eastAsia="Malgun Gothic" w:ascii="Malgun Gothic" w:hAnsi="Malgun Gothic"/>
+                <w:sz w:val="18"/>
+              </w:rPr>
+              <w:t>09-19 (낮)</w:t>
+            </w:r>
+          </w:p>
+        </w:tc>
+        <w:tc>
+          <w:tcPr>
+            <w:tcW w:type="dxa" w:w="1882"/>
+          </w:tcPr>
+          <w:p>
+            <w:r/>
+            <w:r>
+              <w:rPr>
+                <w:rFonts w:eastAsia="Malgun Gothic" w:ascii="Malgun Gothic" w:hAnsi="Malgun Gothic"/>
+                <w:sz w:val="18"/>
+              </w:rPr>
+              <w:t>분석 동결</w:t>
+            </w:r>
+          </w:p>
+        </w:tc>
+        <w:tc>
+          <w:tcPr>
+            <w:tcW w:type="dxa" w:w="3764"/>
+          </w:tcPr>
+          <w:p>
+            <w:r/>
+            <w:r>
+              <w:rPr>
+                <w:rFonts w:eastAsia="Malgun Gothic" w:ascii="Malgun Gothic" w:hAnsi="Malgun Gothic"/>
+                <w:sz w:val="18"/>
+              </w:rPr>
+              <w:t>풀링 계단표 · 5항/9항 공식 · 검증 채점 규칙을 검증 결과를 열어 보기 전에 확정하고 지문(해시)을 남김</w:t>
+            </w:r>
+          </w:p>
+        </w:tc>
+        <w:tc>
+          <w:tcPr>
+            <w:tcW w:type="dxa" w:w="2635"/>
+          </w:tcPr>
+          <w:p>
+            <w:r/>
+            <w:r>
+              <w:rPr>
+                <w:rFonts w:eastAsia="Malgun Gothic" w:ascii="Malgun Gothic" w:hAnsi="Malgun Gothic"/>
+                <w:sz w:val="18"/>
+              </w:rPr>
+              <w:t>완료 — 결과를 본 뒤 규칙을 고칠 수 없게</w:t>
+            </w:r>
+          </w:p>
+        </w:tc>
+      </w:tr>
+      <w:tr>
+        <w:tc>
+          <w:tcPr>
+            <w:tcW w:type="dxa" w:w="1129"/>
+          </w:tcPr>
+          <w:p>
+            <w:r/>
+            <w:r>
+              <w:rPr>
+                <w:rFonts w:eastAsia="Malgun Gothic" w:ascii="Malgun Gothic" w:hAnsi="Malgun Gothic"/>
+                <w:sz w:val="18"/>
+              </w:rPr>
+              <w:t>09-19</w:t>
+            </w:r>
+          </w:p>
+        </w:tc>
+        <w:tc>
+          <w:tcPr>
+            <w:tcW w:type="dxa" w:w="1882"/>
+          </w:tcPr>
+          <w:p>
+            <w:r/>
+            <w:r>
+              <w:rPr>
+                <w:rFonts w:eastAsia="Malgun Gothic" w:ascii="Malgun Gothic" w:hAnsi="Malgun Gothic"/>
+                <w:sz w:val="18"/>
+              </w:rPr>
+              <w:t>검증 계산 (Stage D)</w:t>
+            </w:r>
+          </w:p>
+        </w:tc>
+        <w:tc>
+          <w:tcPr>
+            <w:tcW w:type="dxa" w:w="3764"/>
+          </w:tcPr>
+          <w:p>
+            <w:r/>
+            <w:r>
+              <w:rPr>
+                <w:rFonts w:eastAsia="Malgun Gothic" w:ascii="Malgun Gothic" w:hAnsi="Malgun Gothic"/>
+                <w:sz w:val="18"/>
+              </w:rPr>
+              <w:t>새 조건 64개(그중 48개 계산 · 16개는 모형이 경계를 못 잡아 제외) × 세 칸 × 300회 = 43,292건</w:t>
+            </w:r>
+          </w:p>
+        </w:tc>
+        <w:tc>
+          <w:tcPr>
+            <w:tcW w:type="dxa" w:w="2635"/>
+          </w:tcPr>
+          <w:p>
+            <w:r/>
+            <w:r>
+              <w:rPr>
+                <w:rFonts w:eastAsia="Malgun Gothic" w:ascii="Malgun Gothic" w:hAnsi="Malgun Gothic"/>
+                <w:sz w:val="18"/>
+              </w:rPr>
+              <w:t>완료 09-19 19:32 · 2.6시간 · 오류 0 · 검사 23항 통과</w:t>
+            </w:r>
+          </w:p>
+        </w:tc>
+      </w:tr>
+      <w:tr>
+        <w:tc>
+          <w:tcPr>
+            <w:tcW w:type="dxa" w:w="1129"/>
+          </w:tcPr>
+          <w:p>
+            <w:r/>
+            <w:r>
+              <w:rPr>
+                <w:rFonts w:eastAsia="Malgun Gothic" w:ascii="Malgun Gothic" w:hAnsi="Malgun Gothic"/>
+                <w:sz w:val="18"/>
+              </w:rPr>
+              <w:t>09-19 (밤)</w:t>
+            </w:r>
+          </w:p>
+        </w:tc>
+        <w:tc>
+          <w:tcPr>
+            <w:tcW w:type="dxa" w:w="1882"/>
+          </w:tcPr>
+          <w:p>
+            <w:r/>
+            <w:r>
+              <w:rPr>
+                <w:rFonts w:eastAsia="Malgun Gothic" w:ascii="Malgun Gothic" w:hAnsi="Malgun Gothic"/>
+                <w:sz w:val="18"/>
+              </w:rPr>
+              <w:t>최종 통계 · 2편 논문 v0.2</w:t>
+            </w:r>
+          </w:p>
+        </w:tc>
+        <w:tc>
+          <w:tcPr>
+            <w:tcW w:type="dxa" w:w="3764"/>
+          </w:tcPr>
+          <w:p>
+            <w:r/>
+            <w:r>
+              <w:rPr>
+                <w:rFonts w:eastAsia="Malgun Gothic" w:ascii="Malgun Gothic" w:hAnsi="Malgun Gothic"/>
+                <w:sz w:val="18"/>
+              </w:rPr>
+              <w:t>미리 정한 분석을 최종 자료로 한 번 실행 · 검증 채점 · 논문의 표·그림·결론을 최종 수치로 교체</w:t>
+            </w:r>
+          </w:p>
+        </w:tc>
+        <w:tc>
+          <w:tcPr>
+            <w:tcW w:type="dxa" w:w="2635"/>
+          </w:tcPr>
+          <w:p>
+            <w:r/>
+            <w:r>
+              <w:rPr>
+                <w:rFonts w:eastAsia="Malgun Gothic" w:ascii="Malgun Gothic" w:hAnsi="Malgun Gothic"/>
+                <w:sz w:val="18"/>
+              </w:rPr>
+              <w:t>완료 — 남은 것은 저자·소속·이해관계 문안(연구책임자)</w:t>
             </w:r>
           </w:p>
         </w:tc>
@@ -5497,7 +5717,41 @@
                 <w:rFonts w:eastAsia="Malgun Gothic" w:ascii="Malgun Gothic" w:hAnsi="Malgun Gothic"/>
                 <w:sz w:val="18"/>
               </w:rPr>
-              <w:t>계산에 쓰는 데스크톱 컴퓨터 한 대의 이름(CPU 이름)입니다. 1편은 컴퓨터 3대로 약 1.8시간이었지만, 2편 세밀 지도는 713,112건이라 한 대로 약 3주가 걸렸습니다.</w:t>
+              <w:t>계산에 쓰는 데스크톱 컴퓨터 한 대의 이름(CPU 이름)입니다. 1편은 컴퓨터 3대로 약 1.8시간이었지만, 2편 세밀 지도는 713,112건이라 한 대로 약 3주, 보강 계산 459,240건은 약 2.9일, 검증 계산 43,292건은 2.6시간이 걸렸습니다.</w:t>
+            </w:r>
+          </w:p>
+        </w:tc>
+      </w:tr>
+      <w:tr>
+        <w:tc>
+          <w:tcPr>
+            <w:tcW w:type="dxa" w:w="3200"/>
+            <w:shd w:val="clear" w:color="auto" w:fill="FFFBF0"/>
+          </w:tcPr>
+          <w:p>
+            <w:r/>
+            <w:r>
+              <w:rPr>
+                <w:rFonts w:eastAsia="Malgun Gothic" w:ascii="Malgun Gothic" w:hAnsi="Malgun Gothic"/>
+                <w:sz w:val="18"/>
+              </w:rPr>
+              <w:t>‘분석 동결’은 왜 검증 결과를 보기 전에 하나요?</w:t>
+            </w:r>
+          </w:p>
+        </w:tc>
+        <w:tc>
+          <w:tcPr>
+            <w:tcW w:type="dxa" w:w="6211"/>
+            <w:shd w:val="clear" w:color="auto" w:fill="FFFBF0"/>
+          </w:tcPr>
+          <w:p>
+            <w:r/>
+            <w:r>
+              <w:rPr>
+                <w:rFonts w:eastAsia="Malgun Gothic" w:ascii="Malgun Gothic" w:hAnsi="Malgun Gothic"/>
+                <w:sz w:val="18"/>
+              </w:rPr>
+              <w:t>검증 결과를 본 뒤에 공식이나 채점 규칙을 고치면, 시험지를 본 뒤 답을 고치는 것과 같아 검증이 아닙니다. 그래서 공식·채점 규칙·예측표를 먼저 확정해 지문(해시)을 남기고, 검증 계산이 끝난 뒤에는 그 규칙 그대로 채점만 했습니다. 프로그램은 검증 결과 파일이 있으면 공식을 다시 만들지 못하게 스스로 거부합니다.</w:t>
             </w:r>
           </w:p>
         </w:tc>
@@ -6197,7 +6451,7 @@
         <w:pStyle w:val="Heading2"/>
       </w:pPr>
       <w:r>
-        <w:t>6-4. 2편 — 세밀 지도가 끝나고 본 것 (중간판)</w:t>
+        <w:t>6-4. 2편 — 지도·보강·검증을 모두 마치고 본 것 (최종)</w:t>
       </w:r>
     </w:p>
     <w:tbl>
@@ -6222,7 +6476,7 @@
                 <w:rFonts w:eastAsia="Malgun Gothic" w:ascii="Malgun Gothic" w:hAnsi="Malgun Gothic"/>
                 <w:sz w:val="20"/>
               </w:rPr>
-              <w:t>읽기 전에 — 아래 숫자는 세밀 지도만으로 낸 중간판입니다. 보강(C)·검증(D) 계산이 끝나면 같은 프로그램으로 다시 계산해 확정합니다. 목표 95%, 판정 규칙, 칸 선택 규칙은 결과를 본 뒤 한 글자도 바꾸지 않았습니다.</w:t>
+              <w:t>읽기 전에 — 아래 숫자는 세밀 지도와 보강 계산을 합친 540개 계단(‘풀링’)과, 새 조건 48개의 검증 계산에서 나온 최종값입니다. 어느 쪽 숫자인지 문장마다 적었습니다. 목표 95%, 판정 규칙, 칸 선택 규칙, 공식은 결과를 본 뒤 한 글자도 바꾸지 않았습니다.</w:t>
             </w:r>
           </w:p>
         </w:tc>
@@ -6243,7 +6497,7 @@
         <w:rPr>
           <w:rFonts w:eastAsia="Malgun Gothic" w:ascii="Malgun Gothic" w:hAnsi="Malgun Gothic"/>
         </w:rPr>
-        <w:t>(1) 경계를 확정한 칸은 다섯에 하나뿐입니다.</w:t>
+        <w:t>(1) 세밀 지도에서 경계를 확정한 칸은 다섯에 하나였고, 보강 계산이 그것을 절반으로 끌어올렸습니다.</w:t>
       </w:r>
     </w:p>
     <w:p>
@@ -6312,6 +6566,14 @@
         <w:rPr>
           <w:rFonts w:eastAsia="Malgun Gothic" w:ascii="Malgun Gothic" w:hAnsi="Malgun Gothic"/>
         </w:rPr>
+        <w:t>보강 계산은 이 창을 넓히고 다시 잰 것입니다. 창보다 위였던 225개 계단에 두 칸을 더 얹으니 59개에서 경계가 나타났고 166개는 여전히 95%에 못 미쳤습니다. 창보다 아래였던 139개에서는 8개, 뒤섞였던 62개에서는 7개가 경계를 찍었습니다. 뜻밖의 결과도 있었습니다 — 세밀 지도에서 경계가 확정됐던 114개 계단을 같은 칸에서 한 번 더 500회씩 재니, 66개만 그대로였고 30개는 경계가 창 위로, 16개는 창 아래로 움직였습니다. 95% 근처에서는 한 번 본 경계가 두 번째에도 같으리라는 보장이 없다는 뜻입니다. 모두 합치면 540개 계단 중 경계가 창 안에서 확정된 것은 140개(26%)이고, ‘산수 하한 그 자체에서 이미 95%를 넘어 최소 인원 = N₀’로 확정된 136개를 더하면 276개(51%)에서 최소 인원이 숫자로 정해졌습니다(세밀 지도만으로는 235개).</w:t>
+      </w:r>
+    </w:p>
+    <w:p>
+      <w:r>
+        <w:rPr>
+          <w:rFonts w:eastAsia="Malgun Gothic" w:ascii="Malgun Gothic" w:hAnsi="Malgun Gothic"/>
+        </w:rPr>
         <w:t>(2) 95%는 ‘천장 바로 위’에 있습니다.</w:t>
       </w:r>
     </w:p>
@@ -6365,7 +6627,7 @@
           <w:color w:val="444444"/>
           <w:sz w:val="18"/>
         </w:rPr>
-        <w:t>그림 5. 같은 540개 계단을 목표 90%·95%·99%에서 읽으면 — 99%는 한 계단도 도달하지 못했고(0개), 90%는 489개가 이미 창 아래에서 충족. 정보를 주는 수준은 95% 하나뿐</w:t>
+        <w:t>그림 5. 같은 540개 계단(보강 뒤)을 목표 90%·95%·99%에서 읽으면 — 99%는 한 계단도 도달하지 못했고(0개), 90%는 478개가 이미 창 아래에서 충족. 정보를 주는 수준은 95% 하나뿐</w:t>
       </w:r>
     </w:p>
     <w:p>
@@ -6373,7 +6635,60 @@
         <w:rPr>
           <w:rFonts w:eastAsia="Malgun Gothic" w:ascii="Malgun Gothic" w:hAnsi="Malgun Gothic"/>
         </w:rPr>
-        <w:t>승격된 계단들의 성공률을 모두 합쳐 보면, 훑기가 찾은 경계 한 칸 아래에서 92.97%, 경계에서 94.24%, 한 칸 위에서 94.52%입니다. 인원을 더해도 성공률은 94% 언저리에서 아주 조금씩만 오릅니다(통계모형으로 재면 하한 위로 인원을 늘려 얻는 상승폭이 전체 2%p쯤). 그래서 95%는 ‘거의 닿지만 확정하기 어려운’ 천장 바로 위의 목표이고, 같은 자료를 두 가지 통계모형에 맡기면 경계 인원이 서로 다르게 읽히는 계단이 절반을 넘습니다(162/265, 138/275). 이것은 프로그램의 결함이 아니라 ‘95%라는 목표를 평평한 곡선 위에 놓았을 때 생기는 한계’이며, 논문에 그대로 씁니다.</w:t>
+        <w:t>보강까지 합친 계단들의 성공률을 모두 모아 보면, 훑기가 찾은 경계 한 칸 아래에서 93.09%, 경계에서 94.34%, 한 칸 위에서 94.59%, 두 칸·세 칸 위에서도 93.53%·93.38%입니다. 인원을 더해도 성공률은 94% 언저리에서 거의 오르지 않습니다(통계모형으로 재면 하한 위로 인원을 늘려 얻는 상승폭이 전체 2%p쯤). 검증 계산에서도 똑같은 모양이 나왔습니다 — 모형은 예측 인원 아래·위 세 칸에서 성공률이 94.8% → 95.4%로 오를 것으로 봤지만, 실제로는 94.4% · 94.8% · 94.4%로 평평했습니다. 그래서 95%는 ‘거의 닿지만 확정하기 어려운’ 천장 바로 위의 목표이고, 같은 자료를 두 가지 통계모형에 맡기면 경계 인원이 서로 다르게 읽히는 조건이 많습니다(풀링 계단 189/265 · 검증 조건 36/48). 이것은 프로그램의 결함이 아니라 ‘95%라는 목표를 평평한 곡선 위에 놓았을 때 생기는 한계’이며, 논문에 그대로 씁니다.</w:t>
+      </w:r>
+    </w:p>
+    <w:p>
+      <w:pPr>
+        <w:jc w:val="center"/>
+      </w:pPr>
+      <w:r>
+        <w:drawing>
+          <wp:inline xmlns:a="http://schemas.openxmlformats.org/drawingml/2006/main" xmlns:pic="http://schemas.openxmlformats.org/drawingml/2006/picture">
+            <wp:extent cx="4320000" cy="1851429"/>
+            <wp:docPr id="6" name="Picture 6"/>
+            <wp:cNvGraphicFramePr>
+              <a:graphicFrameLocks noChangeAspect="1"/>
+            </wp:cNvGraphicFramePr>
+            <a:graphic>
+              <a:graphicData uri="http://schemas.openxmlformats.org/drawingml/2006/picture">
+                <pic:pic>
+                  <pic:nvPicPr>
+                    <pic:cNvPr id="0" name="fig_d_calibration.png"/>
+                    <pic:cNvPicPr/>
+                  </pic:nvPicPr>
+                  <pic:blipFill>
+                    <a:blip r:embed="rId14"/>
+                    <a:stretch>
+                      <a:fillRect/>
+                    </a:stretch>
+                  </pic:blipFill>
+                  <pic:spPr>
+                    <a:xfrm>
+                      <a:off x="0" y="0"/>
+                      <a:ext cx="4320000" cy="1851429"/>
+                    </a:xfrm>
+                    <a:prstGeom prst="rect"/>
+                  </pic:spPr>
+                </pic:pic>
+              </a:graphicData>
+            </a:graphic>
+          </wp:inline>
+        </w:drawing>
+      </w:r>
+    </w:p>
+    <w:p>
+      <w:pPr>
+        <w:jc w:val="center"/>
+      </w:pPr>
+      <w:r>
+        <w:rPr>
+          <w:rFonts w:eastAsia="Malgun Gothic" w:ascii="Malgun Gothic" w:hAnsi="Malgun Gothic"/>
+          <w:i/>
+          <w:color w:val="444444"/>
+          <w:sz w:val="18"/>
+        </w:rPr>
+        <w:t>그림 5-1. 검증 계산 D — 새 조건 48개에서 예측 인원 아래·위 세 칸의 실제 성공률(검정)과 모형의 예측(점선). 모형은 오른다고 했지만 실제는 평평</w:t>
       </w:r>
     </w:p>
     <w:p>
@@ -6381,7 +6696,7 @@
         <w:rPr>
           <w:rFonts w:eastAsia="Malgun Gothic" w:ascii="Malgun Gothic" w:hAnsi="Malgun Gothic"/>
         </w:rPr>
-        <w:t>(3) 규칙 때문에 더 필요한 사람 Δ는 보통 두 명입니다.</w:t>
+        <w:t>(3) 규칙 때문에 더 필요한 사람 Δ는 보통 세 명입니다.</w:t>
       </w:r>
     </w:p>
     <w:p>
@@ -6392,7 +6707,7 @@
         <w:drawing>
           <wp:inline xmlns:a="http://schemas.openxmlformats.org/drawingml/2006/main" xmlns:pic="http://schemas.openxmlformats.org/drawingml/2006/picture">
             <wp:extent cx="4320000" cy="1728000"/>
-            <wp:docPr id="6" name="Picture 6"/>
+            <wp:docPr id="7" name="Picture 7"/>
             <wp:cNvGraphicFramePr>
               <a:graphicFrameLocks noChangeAspect="1"/>
             </wp:cNvGraphicFramePr>
@@ -6404,7 +6719,7 @@
                     <pic:cNvPicPr/>
                   </pic:nvPicPr>
                   <pic:blipFill>
-                    <a:blip r:embed="rId14"/>
+                    <a:blip r:embed="rId15"/>
                     <a:stretch>
                       <a:fillRect/>
                     </a:stretch>
@@ -6434,7 +6749,7 @@
           <w:color w:val="444444"/>
           <w:sz w:val="18"/>
         </w:rPr>
-        <w:t>그림 6. 경계가 확정된 114개 계단의 Δ — 중앙값 2명, 범위 1~8명. 필요 인원의 평균 8%가 규칙의 조합 몫, 나머지 92%는 산수</w:t>
+        <w:t>그림 6. 경계가 확정된 140개 계단(보강 뒤)의 Δ — 중앙값 3명, 범위 1~9명. 필요 인원의 평균 9%가 규칙의 조합 몫, 나머지 91%는 산수</w:t>
       </w:r>
     </w:p>
     <w:p>
@@ -6442,7 +6757,7 @@
         <w:rPr>
           <w:rFonts w:eastAsia="Malgun Gothic" w:ascii="Malgun Gothic" w:hAnsi="Malgun Gothic"/>
         </w:rPr>
-        <w:t>산수 하한 N₀ 위에 규칙 때문에 더 얹어야 하는 사람은 중앙값 2명이었고, 필요 인원 전체에서 차지하는 몫은 평균 8%입니다. 유독 큰 곳이 하나 있습니다 — 한 달 휴무가 8일로 가장 빡빡한 조건에서는 Δ 중앙값이 5명이고, 경계가 확정되지 않은 계단까지 넣은 하한으로도 6명입니다. 같은 조건에서 시간 초과도 가장 많이 몰립니다.</w:t>
+        <w:t>산수 하한 N₀ 위에 규칙 때문에 더 얹어야 하는 사람은 중앙값 3명이었고(세밀 지도만으로는 2명이었는데 보강으로 창 위쪽의 경계가 더 잡히며 늘었습니다), 필요 인원 전체에서 차지하는 몫은 평균 9%입니다. 유독 큰 곳이 하나 있습니다 — 한 달 휴무가 8일로 가장 빡빡한 조건에서는 Δ 중앙값이 5명이고, 경계가 확정되지 않은 계단까지 넣은 하한으로도 7명입니다. 같은 조건에서 시간 초과도 가장 많이 몰립니다.</w:t>
       </w:r>
     </w:p>
     <w:p>
@@ -6461,7 +6776,7 @@
         <w:drawing>
           <wp:inline xmlns:a="http://schemas.openxmlformats.org/drawingml/2006/main" xmlns:pic="http://schemas.openxmlformats.org/drawingml/2006/picture">
             <wp:extent cx="5976000" cy="1738473"/>
-            <wp:docPr id="7" name="Picture 7"/>
+            <wp:docPr id="8" name="Picture 8"/>
             <wp:cNvGraphicFramePr>
               <a:graphicFrameLocks noChangeAspect="1"/>
             </wp:cNvGraphicFramePr>
@@ -6473,7 +6788,7 @@
                     <pic:cNvPicPr/>
                   </pic:nvPicPr>
                   <pic:blipFill>
-                    <a:blip r:embed="rId15"/>
+                    <a:blip r:embed="rId16"/>
                     <a:stretch>
                       <a:fillRect/>
                     </a:stretch>
@@ -6503,7 +6818,7 @@
           <w:color w:val="444444"/>
           <w:sz w:val="18"/>
         </w:rPr>
-        <w:t>그림 7. 왼쪽: 540개 계단 전부에서 ‘1.6 × 하루 수요’와 지도를 비교 — 506개(93.7%)에서 확정적으로 부족, 2개에서 확정적으로 과다, 32개는 방향 미결정. 오른쪽: 부족한 계단의 부족분(최소치) 분포 — 중앙값 4명, 최대 15명</w:t>
+        <w:t>그림 7. 왼쪽: 540개 계단 전부(보강 뒤)에서 ‘1.6 × 하루 수요’와 지도를 비교 — 517개(95.7%)에서 확정적으로 부족, 5개에서 확정적으로 과다, 18개는 방향 미결정. 오른쪽: 부족한 계단의 부족분(최소치) 분포 — 중앙값 4명, 최대 18명</w:t>
       </w:r>
     </w:p>
     <w:p>
@@ -6511,7 +6826,7 @@
         <w:rPr>
           <w:rFonts w:eastAsia="Malgun Gothic" w:ascii="Malgun Gothic" w:hAnsi="Malgun Gothic"/>
         </w:rPr>
-        <w:t>경계가 확정된 114개 계단에서 1.6 어림셈은 ±1명 안에 든 것이 12.3%, 실제보다 적게 잡은 것이 96.5%였습니다. 이 114개는 ‘경계가 잘 보인 곳’이라 편향될 수 있어, 경계가 확정되지 않은 계단까지 540개 전부를 지도가 보여 준 상한·하한으로 다시 셌습니다. 그러자 506개(93.7%)에서 ‘1.6이 내놓는 인원은 지도가 이미 부족하다고 확인한 인원보다도 적다’가 확정됐고, 부족분은 최소로 잡아도 중앙값 4명(사분위 2~5명, 최대 15명)입니다. 야간 비율이 높을수록(89% → 98%), 휴무가 11~12일로 넉넉할수록(100%) 부족이 더 확실해집니다.</w:t>
+        <w:t>경계가 확정된 140개 계단에서 1.6 어림셈은 ±1명 안에 든 것이 8.6%, 실제보다 적게 잡은 것이 97.1%였습니다. 이 140개는 ‘경계가 잘 보인 곳’이라 편향될 수 있어, 경계가 확정되지 않은 계단까지 540개 전부를 지도가 보여 준 상한·하한으로 다시 셌습니다. 그러자 517개(95.7%)에서 ‘1.6이 내놓는 인원은 지도가 이미 부족하다고 확인한 인원보다도 적다’가 확정됐고, 부족분은 최소로 잡아도 중앙값 4명(사분위 3~7명, 최대 18명)입니다. 야간 비율이 높을수록(92% → 98%), 휴무가 11~12일로 넉넉할수록(100%) 부족이 더 확실해집니다. 검증 계산의 새 조건에서도 같았습니다 — 경계가 확정된 21개 조건에서 1.6은 ±1명 안에 10%, 적게 잡은 것이 100%였고, 경계가 범위로만 잡힌 27개 중 22개에서도 그 범위 아래에 있었습니다.</w:t>
       </w:r>
     </w:p>
     <w:p>
@@ -6519,7 +6834,7 @@
         <w:rPr>
           <w:rFonts w:eastAsia="Malgun Gothic" w:ascii="Malgun Gothic" w:hAnsi="Malgun Gothic"/>
         </w:rPr>
-        <w:t>(5) 다섯 항짜리 짧은 공식이 1.6보다 훨씬 잘 맞습니다 — 그리고 1.6이 틀린 이유를 알려 줍니다.</w:t>
+        <w:t>(5) 미리 만들어 둔 다섯 항짜리 짧은 공식이 처음 보는 조건에서도 1.6보다 훨씬 잘 맞습니다 — 그리고 1.6이 틀린 이유를 알려 줍니다.</w:t>
       </w:r>
     </w:p>
     <w:p>
@@ -6530,7 +6845,7 @@
         <w:drawing>
           <wp:inline xmlns:a="http://schemas.openxmlformats.org/drawingml/2006/main" xmlns:pic="http://schemas.openxmlformats.org/drawingml/2006/picture">
             <wp:extent cx="5040000" cy="1512000"/>
-            <wp:docPr id="8" name="Picture 8"/>
+            <wp:docPr id="9" name="Picture 9"/>
             <wp:cNvGraphicFramePr>
               <a:graphicFrameLocks noChangeAspect="1"/>
             </wp:cNvGraphicFramePr>
@@ -6542,7 +6857,7 @@
                     <pic:cNvPicPr/>
                   </pic:nvPicPr>
                   <pic:blipFill>
-                    <a:blip r:embed="rId16"/>
+                    <a:blip r:embed="rId17"/>
                     <a:stretch>
                       <a:fillRect/>
                     </a:stretch>
@@ -6572,7 +6887,7 @@
           <w:color w:val="444444"/>
           <w:sz w:val="18"/>
         </w:rPr>
-        <w:t>그림 8. 산식 사다리 — 1.6 × 수요(M0) → 5항 선형식(M1) → 9항 상호작용식(M2). ±1명 적중률은 12% → 51%, 과소산정은 96% → 40%. 항을 더 늘려도(M2) 나아지지 않음</w:t>
+        <w:t>그림 8. 산식 사다리를 검증 계산으로 채점 — 1.6 × 수요(M0) → 5항 선형식(M1) → 9항 상호작용식(M2). 경계가 확정된 새 조건 21개에서 ±1명 적중률은 10% → 67%, 과소산정은 100% → 48%. 항을 더 늘려도(M2) 나아지지 않음</w:t>
       </w:r>
     </w:p>
     <w:tbl>
@@ -6597,7 +6912,7 @@
                 <w:rFonts w:eastAsia="Malgun Gothic" w:ascii="Malgun Gothic" w:hAnsi="Malgun Gothic"/>
                 <w:sz w:val="20"/>
               </w:rPr>
-              <w:t>중간판 5항 공식 (경계가 확정된 114개 계단으로 적합 · 교차검증) — H* ≈ -8.09 + 1.634 × (하루 총수요) + 0.849 × (한 달 휴무 일수) + 1.242 × (저녁/낮 비) + 3.640 × (경력 비율) + 0.431 × (신규 비율)</w:t>
+              <w:t>5항 공식 (검증 계산을 열어 보기 전에 144개 계단으로 적합해 동결 · 지문 aff8be00…) — H* ≈ -14.32 + 1.828 × (하루 총수요) + 0.617 × (한 달 휴무 일수) + 18.75 × (야간근무 비율) + 1.679 × (월 연가 부하) -0.065 × (공휴일형 지정일)</w:t>
             </w:r>
           </w:p>
         </w:tc>
@@ -6618,7 +6933,7 @@
         <w:rPr>
           <w:rFonts w:eastAsia="Malgun Gothic" w:ascii="Malgun Gothic" w:hAnsi="Malgun Gothic"/>
         </w:rPr>
-        <w:t>이 공식에서 하루 총수요 앞의 숫자 1.63은 1.6과 사실상 같습니다. 즉 1.6 어림셈은 ‘하루 수요가 한 명 늘 때 총원이 얼마나 늘어야 하는가’는 맞게 잡고 있습니다. 빠진 것은 절편(-8.1명)과 휴무 일수 항(휴무 하루당 0.85명)입니다 — 그래서 1.6은 기울기가 아니라 시작점이 틀린 자입니다. 항을 9개로 늘린 공식은 5항보다 나아지지 않았습니다(±1명 적중 46%). 이 공식은 중간판이며 검증 계산(D) 뒤 다시 적합합니다. 현장 계산용으로 쓰기에는 아직 이릅니다.</w:t>
+        <w:t>이 공식을 지도를 만들 때 쓰지 않은 새 조건에 넣어 채점하니, 경계가 확정된 21개 조건에서 ±1명 안에 67%(1.6은 10%), 평균 오차 1.38명(1.6은 4.57명), 적게 잡은 비율 48%(1.6은 100%)였습니다. 공식을 만들 때의 모의고사(교차검증) 점수가 62%였으니 실제 시험에서 실망시키지 않은 셈입니다. 항을 9개로 늘린 공식은 5항보다 나아지지 않았습니다(±1명 적중 67%). 공식의 모양도 배울 점이 있습니다 — 세밀 지도만으로 만든 9월 14일의 중간판은 하루 총수요 앞의 숫자가 1.63로 1.6과 같았는데, 보강 뒤 산수 하한에서 이미 충분했던 계단까지 넣어 다시 적합하니 기울기는 1.83로 조금 세지고 대신 절편이 -14.3명으로 더 내려가며 야간근무 비율 항(비율 0.10마다 약 1.9명)이 들어왔습니다. 어느 쪽이든 1.6에 빠진 것은 기울기가 아니라 시작점(절편)과 휴무·야간 항입니다. 이 공식은 가상 조건에서 만들고 가상 조건으로 검증한 것이라, 실제 병동 자료로 외부 검증하기 전에는 현장 계산용으로 쓰지 않습니다.</w:t>
       </w:r>
     </w:p>
     <w:p>
@@ -6628,7 +6943,7 @@
           <w:i/>
           <w:sz w:val="19"/>
         </w:rPr>
-        <w:t>설명용 예시 — 이 자료의 예시 병동(하루 15명 · 휴무 9일 · 저녁/낮 1.0 · 경력 0.35 · 신규 0.15)을 이 공식에 넣으면 약 27명이 나옵니다. 1.6 어림셈은 24명입니다. (공식이 중간판이므로 이 숫자도 예시입니다.)</w:t>
+        <w:t>설명용 예시 — 이 자료의 예시 병동(하루 15명 · 야간 비율 0.33 · 휴무 9일 · 연가 부하 0.85 · 지정일 2일)을 이 공식에 넣으면 약 26명이 나옵니다. 1.6 어림셈은 24명입니다. (예시 조건이므로 이 숫자도 예시입니다.)</w:t>
       </w:r>
     </w:p>
     <w:p>
@@ -6644,7 +6959,76 @@
         <w:rPr>
           <w:rFonts w:eastAsia="Malgun Gothic" w:ascii="Malgun Gothic" w:hAnsi="Malgun Gothic"/>
         </w:rPr>
-        <w:t>통계모형으로 요인분해를 하면, 필요 인원 H*와 산수 하한 N₀를 움직이는 것은 압도적으로 하루 총수요이고(전체 효과 지수 0.84~0.90), 규칙 몫 Δ를 움직이는 것은 휴무 일수가 첫째(0.60~0.64), 다음이 하루 총수요와 야간 비율입니다. 조건 범위를 가운데 절반으로 좁혀도 상위 세 요인의 순서는 대체로 그대로였습니다. 지수 값보다는 순서를 읽어 주십시오.</w:t>
+        <w:t>통계모형으로 요인분해를 하면, 필요 인원 H*와 산수 하한 N₀를 움직이는 것은 압도적으로 하루 총수요이고(전체 효과 지수 0.86~0.90), 규칙 몫 Δ를 움직이는 것은 휴무 일수가 첫째(0.58~0.67), 다음이 하루 총수요와 야간 비율입니다. 조건 범위를 가운데 절반으로 좁혀도 N₀의 상위 세 요인 순서는 그대로였고, H*와 Δ는 앞 둘은 그대로이되 셋째 자리가 바뀌었습니다. 지수 값보다는 순서를 읽어 주십시오.</w:t>
+      </w:r>
+    </w:p>
+    <w:p>
+      <w:r>
+        <w:rPr>
+          <w:rFonts w:eastAsia="Malgun Gothic" w:ascii="Malgun Gothic" w:hAnsi="Malgun Gothic"/>
+        </w:rPr>
+        <w:t>(7) 검증 계산이 확정하지 못한 것도 있습니다.</w:t>
+      </w:r>
+    </w:p>
+    <w:p>
+      <w:pPr>
+        <w:jc w:val="center"/>
+      </w:pPr>
+      <w:r>
+        <w:drawing>
+          <wp:inline xmlns:a="http://schemas.openxmlformats.org/drawingml/2006/main" xmlns:pic="http://schemas.openxmlformats.org/drawingml/2006/picture">
+            <wp:extent cx="5400000" cy="2166651"/>
+            <wp:docPr id="10" name="Picture 10"/>
+            <wp:cNvGraphicFramePr>
+              <a:graphicFrameLocks noChangeAspect="1"/>
+            </wp:cNvGraphicFramePr>
+            <a:graphic>
+              <a:graphicData uri="http://schemas.openxmlformats.org/drawingml/2006/picture">
+                <pic:pic>
+                  <pic:nvPicPr>
+                    <pic:cNvPr id="0" name="fig_k8_holdout_states.png"/>
+                    <pic:cNvPicPr/>
+                  </pic:nvPicPr>
+                  <pic:blipFill>
+                    <a:blip r:embed="rId18"/>
+                    <a:stretch>
+                      <a:fillRect/>
+                    </a:stretch>
+                  </pic:blipFill>
+                  <pic:spPr>
+                    <a:xfrm>
+                      <a:off x="0" y="0"/>
+                      <a:ext cx="5400000" cy="2166651"/>
+                    </a:xfrm>
+                    <a:prstGeom prst="rect"/>
+                  </pic:spPr>
+                </pic:pic>
+              </a:graphicData>
+            </a:graphic>
+          </wp:inline>
+        </w:drawing>
+      </w:r>
+    </w:p>
+    <w:p>
+      <w:pPr>
+        <w:jc w:val="center"/>
+      </w:pPr>
+      <w:r>
+        <w:rPr>
+          <w:rFonts w:eastAsia="Malgun Gothic" w:ascii="Malgun Gothic" w:hAnsi="Malgun Gothic"/>
+          <w:i/>
+          <w:color w:val="444444"/>
+          <w:sz w:val="18"/>
+        </w:rPr>
+        <w:t>그림 8-1. 검증 계산 D의 48개 조건 — 회색 막대가 실제로 계산한 세 칸(예측 인원 ±1), 동그라미는 그 안에서 경계가 확정된 조건(21개), 세모는 경계가 창보다 위(12개)·아래(7개), 마름모는 뒤섞임(8개)</w:t>
+      </w:r>
+    </w:p>
+    <w:p>
+      <w:r>
+        <w:rPr>
+          <w:rFonts w:eastAsia="Malgun Gothic" w:ascii="Malgun Gothic" w:hAnsi="Malgun Gothic"/>
+        </w:rPr>
+        <w:t>새 조건 48개 중 세 칸짜리 창 안에서 최소 인원이 숫자로 확정된 것은 21개(44%)입니다 — 경계가 창 안에 나타난 14개와, 예측이 ‘산수 하한 그대로’였고 실제로도 하한에서 이미 95%를 넘어 최소 인원 = N₀로 확정된 7개입니다. 나머지 27개는 경계가 창보다 위(12개 — 통계모형의 예측이 낮았음), 창보다 아래(7개 — 예측이 높았음), 또는 창 안에서 오르내려 한 점으로 못 찍은 것(8개)입니다. 이 조건들에서는 ‘적어도 몇 명’ 또는 ‘많아야 몇 명’이라는 범위만 보고하고, 공식들의 예측이 그 범위의 어느 쪽에 있었는지만 셉니다. 창을 넓혀 다시 재지는 않았습니다 — 창의 크기는 검증 전에 정한 것이고, 결과를 본 뒤 넓히면 검증이 아니기 때문입니다. 통계모형(GAM) 자체의 예측은 창 안에서 경계가 확정된 조건에서는 정의상 늘 ±1명 안에 맞으므로, 그 모형의 정직한 점수는 ‘경계를 확정해 낸 비율’ 44%입니다.</w:t>
       </w:r>
     </w:p>
     <w:tbl>
@@ -6669,7 +7053,7 @@
                 <w:rFonts w:eastAsia="Malgun Gothic" w:ascii="Malgun Gothic" w:hAnsi="Malgun Gothic"/>
                 <w:sz w:val="20"/>
               </w:rPr>
-              <w:t>아직 없는 것 — 확정 지도, 확정 산식, 조건별 확정 최소 인원은 아직 나오지 않았습니다. 위 숫자는 세밀 지도의 중간판이며, 보강·검증 계산이 끝날 때까지 확정이라고 말하지 않습니다. 검증 계산에서는 지도를 만들 때 쓰지 않은 새 조건 64개로 공식을 채점합니다.</w:t>
+              <w:t>확정된 것과 아직 없는 것 — 확정된 것: 540개 계단 중 276개의 최소 인원, 1.6 어림셈의 부족 방향(517개), 5항 공식과 그 검증 점수, 규칙 몫 Δ의 크기와 지배 요인. 아직 없는 것: 실제 병동 자료로 한 외부 검증, 목표 95%에서 경계를 확정하지 못한 나머지 계단·조건의 정확한 최소 인원(범위로만 보고). 2편은 이 두 가지를 숨기지 않고 함께 실어 마무리합니다.</w:t>
             </w:r>
           </w:p>
         </w:tc>
@@ -6779,7 +7163,7 @@
                 <w:rFonts w:eastAsia="Malgun Gothic" w:ascii="Malgun Gothic" w:hAnsi="Malgun Gothic"/>
                 <w:sz w:val="18"/>
               </w:rPr>
-              <w:t>왜 21%만 경계가 확정됐나요? 훑기가 틀린 건가요?</w:t>
+              <w:t>왜 세밀 지도에서는 21%만 경계가 확정됐나요? 훑기가 틀린 건가요?</w:t>
             </w:r>
           </w:p>
         </w:tc>
@@ -6795,7 +7179,7 @@
                 <w:rFonts w:eastAsia="Malgun Gothic" w:ascii="Malgun Gothic" w:hAnsi="Malgun Gothic"/>
                 <w:sz w:val="18"/>
               </w:rPr>
-              <w:t>훑기는 칸당 120회라 오차가 크고, 성공률 곡선이 94~95%에서 평평해서 ‘넘었다’와 ‘아직’이 오차 안에서 뒤바뀝니다. 훑기 규칙은 정한 대로 작동했고, 이 격차 자체가 ‘경계가 얼마나 흐린가’를 알려 주는 결과입니다. 창보다 위·아래로 벗어난 계단은 보강 계산이 창을 두 칸씩 넓혀 다시 잽니다.</w:t>
+              <w:t>훑기는 칸당 120회라 오차가 크고, 성공률 곡선이 94~95%에서 평평해서 ‘넘었다’와 ‘아직’이 오차 안에서 뒤바뀝니다. 훑기 규칙은 정한 대로 작동했고, 이 격차 자체가 ‘경계가 얼마나 흐린가’를 알려 주는 결과입니다. 보강 계산이 창을 두 칸씩 넓혀 다시 재서 확정 계단을 140개로, 산수 하한에서 확정된 것까지 276개로 늘렸습니다.</w:t>
             </w:r>
           </w:p>
         </w:tc>
@@ -6813,7 +7197,7 @@
                 <w:rFonts w:eastAsia="Malgun Gothic" w:ascii="Malgun Gothic" w:hAnsi="Malgun Gothic"/>
                 <w:sz w:val="18"/>
               </w:rPr>
-              <w:t>‘부분식별’, ‘확정적으로 부족’은요?</w:t>
+              <w:t>‘산수 하한에서 이미 확정’은 무슨 뜻인가요?</w:t>
             </w:r>
           </w:p>
         </w:tc>
@@ -6829,7 +7213,7 @@
                 <w:rFonts w:eastAsia="Malgun Gothic" w:ascii="Malgun Gothic" w:hAnsi="Malgun Gothic"/>
                 <w:sz w:val="18"/>
               </w:rPr>
-              <w:t>정확한 최소 인원은 몰라도 ‘적어도 이 인원으로는 안 된다’는 것은 지도에서 확정할 수 있는 계단이 많습니다. 1.6이 내놓는 인원이 그 인원보다도 적으면, 정확한 값을 몰라도 ‘1.6은 모자란다’는 방향은 확정됩니다. 몸무게를 정확히 몰라도 ‘60kg은 넘는다’고 말할 수 있는 것과 같습니다.</w:t>
+              <w:t>인원을 산수 하한 N₀보다 적게 둘 수는 없습니다(그 아래는 계산 없이 불가능이 확정). 그런데 N₀ 그 자체에서 이미 성공률이 95%를 넘는 조건이면, 최소 인원은 N₀보다 클 수 없으니 ‘정확히 N₀’로 확정됩니다. 바닥에 서 있는 사람에게 ‘더 내려갈 수 있나요?’라고 물을 필요가 없는 것과 같습니다. 이 규칙도 검증 결과를 보기 전에 정해 두었습니다.</w:t>
             </w:r>
           </w:p>
         </w:tc>
@@ -6847,7 +7231,7 @@
                 <w:rFonts w:eastAsia="Malgun Gothic" w:ascii="Malgun Gothic" w:hAnsi="Malgun Gothic"/>
                 <w:sz w:val="18"/>
               </w:rPr>
-              <w:t>두 통계모형이 경계를 다르게 읽는다는 건 문제 아닌가요?</w:t>
+              <w:t>‘부분식별’, ‘확정적으로 부족’은요?</w:t>
             </w:r>
           </w:p>
         </w:tc>
@@ -6863,7 +7247,7 @@
                 <w:rFonts w:eastAsia="Malgun Gothic" w:ascii="Malgun Gothic" w:hAnsi="Malgun Gothic"/>
                 <w:sz w:val="18"/>
               </w:rPr>
-              <w:t>두 모형 모두 계산 결과 자체는 거의 똑같이 잘 맞힙니다. 다른 것은 ‘곡선이 95%에 처음 닿는 인원’을 읽는 순간입니다. 곡선이 94~95% 사이를 오래 맴돌기 때문에, 그 미세한 오르내림을 어떻게 매끈하게 하느냐에 따라 닿는 지점이 달라집니다. 목표를 95%로 두는 한 어떤 모형도 이 한계를 피할 수 없고, 그래서 결과를 본 뒤 목표를 내리지 않고 한계를 그대로 보고합니다.</w:t>
+              <w:t>정확한 최소 인원은 몰라도 ‘적어도 이 인원으로는 안 된다’는 것은 지도에서 확정할 수 있는 계단이 많습니다. 1.6이 내놓는 인원이 그 인원보다도 적으면, 정확한 값을 몰라도 ‘1.6은 모자란다’는 방향은 확정됩니다. 몸무게를 정확히 몰라도 ‘60kg은 넘는다’고 말할 수 있는 것과 같습니다.</w:t>
             </w:r>
           </w:p>
         </w:tc>
@@ -6881,7 +7265,7 @@
                 <w:rFonts w:eastAsia="Malgun Gothic" w:ascii="Malgun Gothic" w:hAnsi="Malgun Gothic"/>
                 <w:sz w:val="18"/>
               </w:rPr>
-              <w:t>‘5항 공식’은 현장에서 써도 되나요?</w:t>
+              <w:t>두 통계모형이 경계를 다르게 읽는다는 건 문제 아닌가요?</w:t>
             </w:r>
           </w:p>
         </w:tc>
@@ -6897,7 +7281,7 @@
                 <w:rFonts w:eastAsia="Malgun Gothic" w:ascii="Malgun Gothic" w:hAnsi="Malgun Gothic"/>
                 <w:sz w:val="18"/>
               </w:rPr>
-              <w:t>아직 안 됩니다. 지도를 만든 같은 자료로 적합한 중간판이고, 새 조건으로 채점하는 검증 계산(D)이 남아 있으며, 가상 조건에서 나온 공식이라 실제 병동 자료로 외부 검증하기 전에는 참고 자료일 뿐입니다. 논문에는 공식의 적용 범위(조건 상자)와 이 단서를 공식과 함께 인쇄합니다.</w:t>
+              <w:t>두 모형 모두 계산 결과 자체는 거의 똑같이 잘 맞힙니다. 다른 것은 ‘곡선이 95%에 처음 닿는 인원’을 읽는 순간입니다. 곡선이 94~95% 사이를 오래 맴돌기 때문에, 그 미세한 오르내림을 어떻게 매끈하게 하느냐에 따라 닿는 지점이 달라집니다. 목표를 95%로 두는 한 어떤 모형도 이 한계를 피할 수 없고, 그래서 결과를 본 뒤 목표를 내리지 않고 한계를 그대로 보고합니다.</w:t>
             </w:r>
           </w:p>
         </w:tc>
@@ -6915,7 +7299,7 @@
                 <w:rFonts w:eastAsia="Malgun Gothic" w:ascii="Malgun Gothic" w:hAnsi="Malgun Gothic"/>
                 <w:sz w:val="18"/>
               </w:rPr>
-              <w:t>‘요인분해’, ‘전체 효과 지수’는요?</w:t>
+              <w:t>‘5항 공식’은 현장에서 써도 되나요?</w:t>
             </w:r>
           </w:p>
         </w:tc>
@@ -6931,7 +7315,7 @@
                 <w:rFonts w:eastAsia="Malgun Gothic" w:ascii="Malgun Gothic" w:hAnsi="Malgun Gothic"/>
                 <w:sz w:val="18"/>
               </w:rPr>
-              <w:t>여덟 가지 조건 손잡이를 무작위로 돌려 보면서 ‘어느 손잡이가 답을 가장 크게 흔드는가’를 재는 방법입니다(Sobol 지수). 지수 1이면 그 손잡이 하나가 변동을 다 설명하고, 0이면 영향이 없습니다. 통계모형 위에서 잰 값이므로 정확한 숫자보다 순서를 읽습니다.</w:t>
+              <w:t>아직 안 됩니다. 새 조건으로 채점하는 검증은 통과했지만(21개 조건에서 ±1명 67%), 그 새 조건도 가상 조건입니다. 실제 병동 자료로 외부 검증하기 전에는 참고 자료일 뿐이며, 논문에는 공식의 적용 범위(조건 상자)와 이 단서를 공식과 함께 인쇄합니다. 또 검증 조건의 절반 남짓에서는 경계가 확정되지 않았다는 점도 함께 적습니다.</w:t>
             </w:r>
           </w:p>
         </w:tc>
@@ -6949,7 +7333,7 @@
                 <w:rFonts w:eastAsia="Malgun Gothic" w:ascii="Malgun Gothic" w:hAnsi="Malgun Gothic"/>
                 <w:sz w:val="18"/>
               </w:rPr>
-              <w:t>휴무 8일 조건은 왜 특별한가요?</w:t>
+              <w:t>검증 계산에서 경계를 절반밖에 못 찍었으면 실패 아닌가요?</w:t>
             </w:r>
           </w:p>
         </w:tc>
@@ -6965,7 +7349,75 @@
                 <w:rFonts w:eastAsia="Malgun Gothic" w:ascii="Malgun Gothic" w:hAnsi="Malgun Gothic"/>
                 <w:sz w:val="18"/>
               </w:rPr>
-              <w:t>한 달 휴무가 8일로 가장 빡빡한 조건에서는 규칙 몫 Δ가 가장 크고(중앙값 5명), 계산기가 시간 안에 판정하지 못하는 경우도 가장 많습니다(창 안 시간 초과 비율 평균 8.7%, 다른 휴무 조건은 1% 안팎). 규칙이 서로 가장 세게 맞물리는 자리라 계산도 어렵고 사람도 더 필요한 것입니다.</w:t>
+              <w:t>실패가 아니라 측정 결과입니다. 창은 ‘예측 인원 ±1’ 세 칸으로 미리 정했고, 그 안에서 경계가 확정되지 않은 조건은 ‘적어도/많아야 몇 명’이라는 범위로 정직하게 보고합니다. 원인은 95% 목표가 평평한 곡선 위에 있다는, 세밀 지도에서 이미 보고한 한계와 같습니다. 결과를 본 뒤 창을 넓히거나 목표를 90%로 내리면 검증이 아니게 되므로 그렇게 하지 않았습니다.</w:t>
+            </w:r>
+          </w:p>
+        </w:tc>
+      </w:tr>
+      <w:tr>
+        <w:tc>
+          <w:tcPr>
+            <w:tcW w:type="dxa" w:w="3200"/>
+            <w:shd w:val="clear" w:color="auto" w:fill="FFFBF0"/>
+          </w:tcPr>
+          <w:p>
+            <w:r/>
+            <w:r>
+              <w:rPr>
+                <w:rFonts w:eastAsia="Malgun Gothic" w:ascii="Malgun Gothic" w:hAnsi="Malgun Gothic"/>
+                <w:sz w:val="18"/>
+              </w:rPr>
+              <w:t>‘요인분해’, ‘전체 효과 지수’는요?</w:t>
+            </w:r>
+          </w:p>
+        </w:tc>
+        <w:tc>
+          <w:tcPr>
+            <w:tcW w:type="dxa" w:w="6211"/>
+            <w:shd w:val="clear" w:color="auto" w:fill="FFFBF0"/>
+          </w:tcPr>
+          <w:p>
+            <w:r/>
+            <w:r>
+              <w:rPr>
+                <w:rFonts w:eastAsia="Malgun Gothic" w:ascii="Malgun Gothic" w:hAnsi="Malgun Gothic"/>
+                <w:sz w:val="18"/>
+              </w:rPr>
+              <w:t>여덟 가지 조건 손잡이를 무작위로 돌려 보면서 ‘어느 손잡이가 답을 가장 크게 흔드는가’를 재는 방법입니다(Sobol 지수). 지수 1이면 그 손잡이 하나가 변동을 다 설명하고, 0이면 영향이 없습니다. 통계모형 위에서 잰 값이므로 정확한 숫자보다 순서를 읽습니다.</w:t>
+            </w:r>
+          </w:p>
+        </w:tc>
+      </w:tr>
+      <w:tr>
+        <w:tc>
+          <w:tcPr>
+            <w:tcW w:type="dxa" w:w="3200"/>
+            <w:shd w:val="clear" w:color="auto" w:fill="FFFBF0"/>
+          </w:tcPr>
+          <w:p>
+            <w:r/>
+            <w:r>
+              <w:rPr>
+                <w:rFonts w:eastAsia="Malgun Gothic" w:ascii="Malgun Gothic" w:hAnsi="Malgun Gothic"/>
+                <w:sz w:val="18"/>
+              </w:rPr>
+              <w:t>휴무 8일 조건은 왜 특별한가요?</w:t>
+            </w:r>
+          </w:p>
+        </w:tc>
+        <w:tc>
+          <w:tcPr>
+            <w:tcW w:type="dxa" w:w="6211"/>
+            <w:shd w:val="clear" w:color="auto" w:fill="FFFBF0"/>
+          </w:tcPr>
+          <w:p>
+            <w:r/>
+            <w:r>
+              <w:rPr>
+                <w:rFonts w:eastAsia="Malgun Gothic" w:ascii="Malgun Gothic" w:hAnsi="Malgun Gothic"/>
+                <w:sz w:val="18"/>
+              </w:rPr>
+              <w:t>한 달 휴무가 8일로 가장 빡빡한 조건에서는 규칙 몫 Δ가 가장 크고(중앙값 5명), 계산기가 시간 안에 판정하지 못하는 경우도 가장 많습니다(창 안 시간 초과 비율 평균 7.5%, 다른 휴무 조건은 1% 안팎). 규칙이 서로 가장 세게 맞물리는 자리라 계산도 어렵고 사람도 더 필요한 것입니다.</w:t>
             </w:r>
           </w:p>
         </w:tc>
@@ -6997,7 +7449,7 @@
         <w:drawing>
           <wp:inline xmlns:a="http://schemas.openxmlformats.org/drawingml/2006/main" xmlns:pic="http://schemas.openxmlformats.org/drawingml/2006/picture">
             <wp:extent cx="5976000" cy="1135440"/>
-            <wp:docPr id="9" name="Picture 9"/>
+            <wp:docPr id="11" name="Picture 11"/>
             <wp:cNvGraphicFramePr>
               <a:graphicFrameLocks noChangeAspect="1"/>
             </wp:cNvGraphicFramePr>
@@ -7009,7 +7461,7 @@
                     <pic:cNvPicPr/>
                   </pic:nvPicPr>
                   <pic:blipFill>
-                    <a:blip r:embed="rId17"/>
+                    <a:blip r:embed="rId19"/>
                     <a:stretch>
                       <a:fillRect/>
                     </a:stretch>
@@ -7039,7 +7491,7 @@
           <w:color w:val="444444"/>
           <w:sz w:val="18"/>
         </w:rPr>
-        <w:t>그림 9. 보강 계산(Stage C)의 구성 — 창 연장 481칸(창보다 위·아래로 벗어난 계단에 두 칸씩) · 90% 보조 수준 98칸(훑기에서 경계를 못 찾은 46개 계단) · 정밀 보강 311칸(경계 확정 계단의 두 칸을 더 촘촘히)</w:t>
+        <w:t>그림 9. 보강 계산(Stage C)의 구성(완료) — 창 연장 481칸(창보다 위·아래로 벗어난 계단에 두 칸씩) · 90% 보조 수준 98칸(훑기에서 경계를 못 찾은 46개 계단) · 정밀 보강 311칸(경계 확정 계단의 두 칸을 더 촘촘히)</w:t>
       </w:r>
     </w:p>
     <w:tbl>
@@ -7068,7 +7520,7 @@
                 <w:b/>
                 <w:sz w:val="18"/>
               </w:rPr>
-              <w:t>시기 (추정)</w:t>
+              <w:t>시기</w:t>
             </w:r>
           </w:p>
         </w:tc>
@@ -7119,7 +7571,7 @@
                 <w:rFonts w:eastAsia="Malgun Gothic" w:ascii="Malgun Gothic" w:hAnsi="Malgun Gothic"/>
                 <w:sz w:val="18"/>
               </w:rPr>
-              <w:t>착수 지시 후 약 2주</w:t>
+              <w:t>완료 (09-15 ~ 19)</w:t>
             </w:r>
           </w:p>
         </w:tc>
@@ -7134,7 +7586,7 @@
                 <w:rFonts w:eastAsia="Malgun Gothic" w:ascii="Malgun Gothic" w:hAnsi="Malgun Gothic"/>
                 <w:sz w:val="18"/>
               </w:rPr>
-              <w:t>보강 계산 (Stage C) · 890칸 · 445,000회</w:t>
+              <w:t>보강 계산 (Stage C) · 890칸 · 459,240건</w:t>
             </w:r>
           </w:p>
         </w:tc>
@@ -7149,7 +7601,7 @@
                 <w:rFonts w:eastAsia="Malgun Gothic" w:ascii="Malgun Gothic" w:hAnsi="Malgun Gothic"/>
                 <w:sz w:val="18"/>
               </w:rPr>
-              <w:t>컴퓨터 1대(7950X) · 규칙은 09-02 동결, 칸은 09-14 확정 · 시작은 연구책임자 지시 후 (459,240건 ÷ 시간당 약 1,300건 ≈ 15일)</w:t>
+              <w:t>컴퓨터 1대(7950X) · 약 2.9일 · 오류 0 · 검사 21항 통과</w:t>
             </w:r>
           </w:p>
         </w:tc>
@@ -7166,7 +7618,7 @@
                 <w:rFonts w:eastAsia="Malgun Gothic" w:ascii="Malgun Gothic" w:hAnsi="Malgun Gothic"/>
                 <w:sz w:val="18"/>
               </w:rPr>
-              <w:t>보강 직후 (며칠)</w:t>
+              <w:t>완료 (09-19)</w:t>
             </w:r>
           </w:p>
         </w:tc>
@@ -7181,7 +7633,7 @@
                 <w:rFonts w:eastAsia="Malgun Gothic" w:ascii="Malgun Gothic" w:hAnsi="Malgun Gothic"/>
                 <w:sz w:val="18"/>
               </w:rPr>
-              <w:t>검증 계산 (Stage D) · 새 조건 64개 × 3칸 × 300회</w:t>
+              <w:t>검증 계산 (Stage D) · 새 조건 48개 × 세 칸 × 300회 · 43,292건</w:t>
             </w:r>
           </w:p>
         </w:tc>
@@ -7196,7 +7648,7 @@
                 <w:rFonts w:eastAsia="Malgun Gothic" w:ascii="Malgun Gothic" w:hAnsi="Malgun Gothic"/>
                 <w:sz w:val="18"/>
               </w:rPr>
-              <w:t>지도를 만들 때 쓰지 않은 조건으로 지도·공식의 예측을 채점 (60,672건 · 보강이 끝나면 자동 시작)</w:t>
+              <w:t>2.6시간 · 오류 0 · 검사 23항 통과 · 채점 규칙은 결과를 열기 전에 동결</w:t>
             </w:r>
           </w:p>
         </w:tc>
@@ -7213,7 +7665,7 @@
                 <w:rFonts w:eastAsia="Malgun Gothic" w:ascii="Malgun Gothic" w:hAnsi="Malgun Gothic"/>
                 <w:sz w:val="18"/>
               </w:rPr>
-              <w:t>검증 직후</w:t>
+              <w:t>완료 (09-19)</w:t>
             </w:r>
           </w:p>
         </w:tc>
@@ -7228,7 +7680,7 @@
                 <w:rFonts w:eastAsia="Malgun Gothic" w:ascii="Malgun Gothic" w:hAnsi="Malgun Gothic"/>
                 <w:sz w:val="18"/>
               </w:rPr>
-              <w:t>통계 재계산 · 2편 원고 확정</w:t>
+              <w:t>최종 통계 · 2편 논문 v0.2</w:t>
             </w:r>
           </w:p>
         </w:tc>
@@ -7243,7 +7695,7 @@
                 <w:rFonts w:eastAsia="Malgun Gothic" w:ascii="Malgun Gothic" w:hAnsi="Malgun Gothic"/>
                 <w:sz w:val="18"/>
               </w:rPr>
-              <w:t>지금의 중간판 숫자를 같은 프로그램으로 다시 계산해 확정 · 논문의 표·그림·결론 문장 갱신</w:t>
+              <w:t>미리 정한 분석을 최종 자료로 실행 · 논문의 표·그림·결론을 최종 수치로 교체 · 검사기 4종 통과</w:t>
             </w:r>
           </w:p>
         </w:tc>
@@ -7260,7 +7712,7 @@
                 <w:rFonts w:eastAsia="Malgun Gothic" w:ascii="Malgun Gothic" w:hAnsi="Malgun Gothic"/>
                 <w:sz w:val="18"/>
               </w:rPr>
-              <w:t>이후</w:t>
+              <w:t>다음</w:t>
             </w:r>
           </w:p>
         </w:tc>
@@ -7275,7 +7727,7 @@
                 <w:rFonts w:eastAsia="Malgun Gothic" w:ascii="Malgun Gothic" w:hAnsi="Malgun Gothic"/>
                 <w:sz w:val="18"/>
               </w:rPr>
-              <w:t>2편 투고 · 한국어 정책 논고</w:t>
+              <w:t>2편 논문 마무리 · 투고</w:t>
             </w:r>
           </w:p>
         </w:tc>
@@ -7290,7 +7742,7 @@
                 <w:rFonts w:eastAsia="Malgun Gothic" w:ascii="Malgun Gothic" w:hAnsi="Malgun Gothic"/>
                 <w:sz w:val="18"/>
               </w:rPr>
-              <w:t>연구책임자 결정 후</w:t>
+              <w:t>저자·소속·이해관계 문안 → 연구책임자 승인 → 투고 (Health Care Management Science 또는 EJOR 후보)</w:t>
             </w:r>
           </w:p>
         </w:tc>
@@ -7384,7 +7836,7 @@
                 <w:rFonts w:eastAsia="Malgun Gothic" w:ascii="Malgun Gothic" w:hAnsi="Malgun Gothic"/>
                 <w:sz w:val="18"/>
               </w:rPr>
-              <w:t>결근·병가를 버티는 여유 인원 — 2편 이후 판단</w:t>
+              <w:t>결근·병가를 버티는 여유 인원 — 연구책임자 판단</w:t>
             </w:r>
           </w:p>
         </w:tc>
@@ -7405,7 +7857,7 @@
         <w:rPr>
           <w:rFonts w:eastAsia="Malgun Gothic" w:ascii="Malgun Gothic" w:hAnsi="Malgun Gothic"/>
         </w:rPr>
-        <w:t>위 시기는 현재 계산 속도로 추정한 것이며 확정된 일정이 아닙니다. 보강 계산의 시작 시점은 연구책임자가 정합니다. 보강·검증 단계의 규칙은 2026-09-02에, 보강할 칸은 2026-09-14에 결과 열람과 무관한 규칙으로 확정했습니다.</w:t>
+        <w:t>보강·검증 단계의 규칙은 2026-09-02에, 보강할 칸은 2026-09-14에, 공식과 검증 채점 규칙은 2026-09-19 검증 결과를 열기 전에 — 모두 결과 열람과 무관하게 확정했고, 그 뒤 한 글자도 바꾸지 않았습니다.</w:t>
       </w:r>
     </w:p>
     <w:tbl>
@@ -7468,7 +7920,7 @@
                 <w:rFonts w:eastAsia="Malgun Gothic" w:ascii="Malgun Gothic" w:hAnsi="Malgun Gothic"/>
                 <w:sz w:val="18"/>
               </w:rPr>
-              <w:t>‘보강(Stage C)’은 무엇을 더 계산하나요?</w:t>
+              <w:t>‘보강(Stage C)’은 무엇을 더 계산했나요?</w:t>
             </w:r>
           </w:p>
         </w:tc>
@@ -7484,7 +7936,7 @@
                 <w:rFonts w:eastAsia="Malgun Gothic" w:ascii="Malgun Gothic" w:hAnsi="Malgun Gothic"/>
                 <w:sz w:val="18"/>
               </w:rPr>
-              <w:t>세 가지입니다. ① 경계가 창보다 위·아래로 벗어난 287+139개 계단에 두 칸씩 창을 넓혀 다시 재기(481칸), ② 훑기에서 경계를 못 찾은 46개 계단은 95% 대신 90% 선을 세밀 지도 정밀도로 재기(98칸), ③ 경계가 확정된 계단 중 여유가 작은 곳부터 두 칸을 더 촘촘히 재기(311칸). 모두 890칸, 445,000회입니다.</w:t>
+              <w:t>세 가지입니다. ① 경계가 창보다 위·아래로 벗어난 287+139개 계단에 두 칸씩 창을 넓혀 다시 재기(481칸), ② 훑기에서 경계를 못 찾은 46개 계단은 95% 대신 90% 선을 세밀 지도 정밀도로 재기(98칸 — 36개 계단 중 17개가 90% 경계를 찍음), ③ 경계가 확정된 계단 중 여유가 작은 곳부터 두 칸을 더 촘촘히 재기(311칸). 모두 890칸, 459,240건이었고 약 2.9일이 걸렸습니다.</w:t>
             </w:r>
           </w:p>
         </w:tc>
@@ -7502,7 +7954,7 @@
                 <w:rFonts w:eastAsia="Malgun Gothic" w:ascii="Malgun Gothic" w:hAnsi="Malgun Gothic"/>
                 <w:sz w:val="18"/>
               </w:rPr>
-              <w:t>왜 아직 시작하지 않았나요?</w:t>
+              <w:t>보강 계산이 도중에 멈췄다는데요?</w:t>
             </w:r>
           </w:p>
         </w:tc>
@@ -7518,7 +7970,7 @@
                 <w:rFonts w:eastAsia="Malgun Gothic" w:ascii="Malgun Gothic" w:hAnsi="Malgun Gothic"/>
                 <w:sz w:val="18"/>
               </w:rPr>
-              <w:t>보강 계산은 컴퓨터 한 대를 약 2주 동안 쓰는 큰 일이라, 언제 시작할지는 연구책임자가 정하기로 했습니다. 준비(칸 선택·계약 발행)는 끝나 있어서 ‘진행’ 한마디면 그날 시작할 수 있습니다.</w:t>
+              <w:t>16일 새벽에 계산 프로그램이 컴퓨터의 메모리 한도에 걸려 스스로 멈췄습니다(미리 정한 정지 규칙대로). 메모리 설정을 늘린 뒤 그때까지의 기록 213,358건을 그대로 읽어 이어서 계산했고, 다시 계산한 것은 없습니다. 그 뒤 검증 계산용 프로그램은 기록을 메모리에 쌓지 않도록 고쳤습니다.</w:t>
             </w:r>
           </w:p>
         </w:tc>
@@ -7536,7 +7988,7 @@
                 <w:rFonts w:eastAsia="Malgun Gothic" w:ascii="Malgun Gothic" w:hAnsi="Malgun Gothic"/>
                 <w:sz w:val="18"/>
               </w:rPr>
-              <w:t>‘검증(Stage D)’은요?</w:t>
+              <w:t>‘검증(Stage D)’은 어떻게 했나요?</w:t>
             </w:r>
           </w:p>
         </w:tc>
@@ -7552,41 +8004,7 @@
                 <w:rFonts w:eastAsia="Malgun Gothic" w:ascii="Malgun Gothic" w:hAnsi="Malgun Gothic"/>
                 <w:sz w:val="18"/>
               </w:rPr>
-              <w:t>지도를 만들 때 쓰지 않은 새 조건 64개를 미리 떼어 두었다가, 공식이 예측한 인원과 실제 계산 결과가 얼마나 맞는지 채점합니다. 모의고사로 공부한 뒤 실제 시험으로 실력을 확인하는 것입니다. 지금 자료의 ‘교차검증’ 숫자는 모의고사 점수이고, D가 실제 시험입니다.</w:t>
-            </w:r>
-          </w:p>
-        </w:tc>
-      </w:tr>
-      <w:tr>
-        <w:tc>
-          <w:tcPr>
-            <w:tcW w:type="dxa" w:w="3200"/>
-            <w:shd w:val="clear" w:color="auto" w:fill="FFFBF0"/>
-          </w:tcPr>
-          <w:p>
-            <w:r/>
-            <w:r>
-              <w:rPr>
-                <w:rFonts w:eastAsia="Malgun Gothic" w:ascii="Malgun Gothic" w:hAnsi="Malgun Gothic"/>
-                <w:sz w:val="18"/>
-              </w:rPr>
-              <w:t>일정이 왜 ‘추정’인가요?</w:t>
-            </w:r>
-          </w:p>
-        </w:tc>
-        <w:tc>
-          <w:tcPr>
-            <w:tcW w:type="dxa" w:w="6211"/>
-            <w:shd w:val="clear" w:color="auto" w:fill="FFFBF0"/>
-          </w:tcPr>
-          <w:p>
-            <w:r/>
-            <w:r>
-              <w:rPr>
-                <w:rFonts w:eastAsia="Malgun Gothic" w:ascii="Malgun Gothic" w:hAnsi="Malgun Gothic"/>
-                <w:sz w:val="18"/>
-              </w:rPr>
-              <w:t>계산 속도가 밤낮과 문제 난이도에 따라 달라지고, 보강 계산의 시작일이 아직 정해지지 않았기 때문입니다. 규칙과 칸은 정해져 있지만 걸리는 시간은 확정할 수 없습니다.</w:t>
+              <w:t>지도를 만들 때 쓰지 않은 새 조건 64개를 미리 떼어 두었다가, 통계모형이 예측한 최소 인원과 그 아래·위 한 명씩 세 칸을 각 300회 계산했습니다(16개 조건은 모형이 사다리 안에서 경계를 못 잡아 계산 없이 제외). 채점 규칙과 공식은 결과를 열기 전에 동결했고, 결과가 나온 뒤에는 그 규칙으로 채점만 했습니다. 모의고사(교차검증) 뒤 실제 시험을 본 것이며, 답을 본 뒤 채점 기준을 고치지 않았습니다.</w:t>
             </w:r>
           </w:p>
         </w:tc>
@@ -7641,7 +8059,7 @@
         <w:pStyle w:val="Heading2"/>
       </w:pPr>
       <w:r>
-        <w:t>7-1. 2편이 끝나면 만들 것 (중간판은 이미 있음)</w:t>
+        <w:t>7-1. 2편이 만들기로 했던 것 — 현재 상태</w:t>
       </w:r>
     </w:p>
     <w:tbl>
@@ -7757,7 +8175,7 @@
                 <w:rFonts w:eastAsia="Malgun Gothic" w:ascii="Malgun Gothic" w:hAnsi="Malgun Gothic"/>
                 <w:sz w:val="18"/>
               </w:rPr>
-              <w:t>중간판 있음 (세밀 지도 기준)</w:t>
+              <w:t>최종 (풀링 540개 계단 · 최소 인원 확정 276개 · 나머지는 범위)</w:t>
             </w:r>
           </w:p>
         </w:tc>
@@ -7807,7 +8225,7 @@
                 <w:rFonts w:eastAsia="Malgun Gothic" w:ascii="Malgun Gothic" w:hAnsi="Malgun Gothic"/>
                 <w:sz w:val="18"/>
               </w:rPr>
-              <w:t>중간판 있음 (Δ 중앙값 2명 · 몫 8%)</w:t>
+              <w:t>최종 (Δ 중앙값 3명 · 몫 9%)</w:t>
             </w:r>
           </w:p>
         </w:tc>
@@ -7857,7 +8275,7 @@
                 <w:rFonts w:eastAsia="Malgun Gothic" w:ascii="Malgun Gothic" w:hAnsi="Malgun Gothic"/>
                 <w:sz w:val="18"/>
               </w:rPr>
-              <w:t>중간판 있음 (5항 공식 · D 뒤 재적합)</w:t>
+              <w:t>최종 (5항 공식 · 검증 조건 21개에서 ±1명 67%)</w:t>
             </w:r>
           </w:p>
         </w:tc>
@@ -7907,7 +8325,7 @@
                 <w:rFonts w:eastAsia="Malgun Gothic" w:ascii="Malgun Gothic" w:hAnsi="Malgun Gothic"/>
                 <w:sz w:val="18"/>
               </w:rPr>
-              <w:t>중간판 있음 (506/540 확정 부족)</w:t>
+              <w:t>최종 (517/540 확정 부족 · 검증 조건에서도 100% 과소)</w:t>
             </w:r>
           </w:p>
         </w:tc>
@@ -7957,7 +8375,7 @@
                 <w:rFonts w:eastAsia="Malgun Gothic" w:ascii="Malgun Gothic" w:hAnsi="Malgun Gothic"/>
                 <w:sz w:val="18"/>
               </w:rPr>
-              <w:t>중간판 있음 (시간 초과 지대 · 경계 못 찾음 표기)</w:t>
+              <w:t>최종 (시간 초과 지대 · 경계 못 찾음 표기 · 검증 조건 27개는 범위로)</w:t>
             </w:r>
           </w:p>
         </w:tc>
@@ -8007,7 +8425,7 @@
                 <w:rFonts w:eastAsia="Malgun Gothic" w:ascii="Malgun Gothic" w:hAnsi="Malgun Gothic"/>
                 <w:sz w:val="18"/>
               </w:rPr>
-              <w:t>초안 v0.1 (방법·검증 확정, 결과는 중간판) · D 뒤 확정</w:t>
+              <w:t>v0.2 (결과·결론 최종 수치) · 저자·소속·이해관계 문안 뒤 투고</w:t>
             </w:r>
           </w:p>
         </w:tc>
@@ -8108,7 +8526,7 @@
                 <w:rFonts w:eastAsia="Malgun Gothic" w:ascii="Malgun Gothic" w:hAnsi="Malgun Gothic"/>
                 <w:sz w:val="19"/>
               </w:rPr>
-              <w:t>· (중간판) 병동 조건에 따라 산수 하한 N₀와 추가분 Δ가 어떻게 달라지는지</w:t>
+              <w:t>· 병동 조건에 따라 산수 하한 N₀와 추가분 Δ가 어떻게 달라지는지</w:t>
             </w:r>
           </w:p>
           <w:p>
@@ -8117,7 +8535,7 @@
                 <w:rFonts w:eastAsia="Malgun Gothic" w:ascii="Malgun Gothic" w:hAnsi="Malgun Gothic"/>
                 <w:sz w:val="19"/>
               </w:rPr>
-              <w:t>· (중간판) 1.6 어림셈이 어느 조건에서 확정적으로 모자라는지, 짧은 공식이 얼마나 더 잘 맞는지</w:t>
+              <w:t>· 1.6 어림셈이 어느 조건에서 확정적으로 모자라는지, 미리 만든 짧은 공식이 새 가상 조건에서 얼마나 맞았는지</w:t>
             </w:r>
           </w:p>
           <w:p>
@@ -8126,7 +8544,7 @@
                 <w:rFonts w:eastAsia="Malgun Gothic" w:ascii="Malgun Gothic" w:hAnsi="Malgun Gothic"/>
                 <w:sz w:val="19"/>
               </w:rPr>
-              <w:t>· 시간 초과와 경계 미포착을 포함한 계산상의 불확실성</w:t>
+              <w:t>· 시간 초과와 경계 미포착(검증 조건의 절반 남짓)을 포함한 계산상의 불확실성</w:t>
             </w:r>
           </w:p>
         </w:tc>
@@ -8198,7 +8616,7 @@
         <w:rPr>
           <w:rFonts w:eastAsia="Malgun Gothic" w:ascii="Malgun Gothic" w:hAnsi="Malgun Gothic"/>
         </w:rPr>
-        <w:t>이 연구는 실제 환자·간호사·병동 자료를 분석하지 않는 완전 합성 연구입니다. 최종 지도도 실제 병동 자료로 외부 검증하기 전에는 곧바로 처방처럼 쓰면 안 됩니다.</w:t>
+        <w:t>이 연구는 실제 환자·간호사·병동 자료를 분석하지 않는 완전 합성 연구입니다. 계산이 끝난 최종 지도와 공식도 실제 병동 자료로 외부 검증하기 전에는 곧바로 처방처럼 쓰면 안 됩니다.</w:t>
       </w:r>
     </w:p>
     <w:tbl>
@@ -8726,7 +9144,7 @@
                 <w:b/>
                 <w:sz w:val="18"/>
               </w:rPr>
-              <w:t>창 · R / U / L / M</w:t>
+              <w:t>풀링</w:t>
             </w:r>
           </w:p>
         </w:tc>
@@ -8741,7 +9159,7 @@
                 <w:rFonts w:eastAsia="Malgun Gothic" w:ascii="Malgun Gothic" w:hAnsi="Malgun Gothic"/>
                 <w:sz w:val="18"/>
               </w:rPr>
-              <w:t>훑기가 찾은 경계 인원과 아래·위 한 칸, 세 칸. 창 안에서 경계 확정 / 창보다 위 / 창보다 아래 / 창 안에서 오르내림.</w:t>
+              <w:t>같은 칸을 세밀 지도에서 한 번, 보강에서 한 번 더 잰 경우 두 결과를 합쳐 읽는 것. 보강 뒤 540개 계단은 전부 풀링 결과로 읽는다.</w:t>
             </w:r>
           </w:p>
         </w:tc>
@@ -8759,7 +9177,7 @@
                 <w:b/>
                 <w:sz w:val="18"/>
               </w:rPr>
-              <w:t>N₀ · H* · Δ</w:t>
+              <w:t>산수 하한에서 확정 (floor-pinned)</w:t>
             </w:r>
           </w:p>
         </w:tc>
@@ -8774,7 +9192,7 @@
                 <w:rFonts w:eastAsia="Malgun Gothic" w:ascii="Malgun Gothic" w:hAnsi="Malgun Gothic"/>
                 <w:sz w:val="18"/>
               </w:rPr>
-              <w:t>산수로 나온 최소 인원 · 실제로 95% 이상 근무표가 짜이는 최소 인원 · 그 차이(규칙 조합 때문에 더 필요한 몫).</w:t>
+              <w:t>N₀ 그 자체에서 이미 95%를 넘어 최소 인원이 정확히 N₀로 정해진 계단·조건.</w:t>
             </w:r>
           </w:p>
         </w:tc>
@@ -8792,7 +9210,7 @@
                 <w:b/>
                 <w:sz w:val="18"/>
               </w:rPr>
-              <w:t>τ (타우)</w:t>
+              <w:t>창 · R / U / L / M</w:t>
             </w:r>
           </w:p>
         </w:tc>
@@ -8807,7 +9225,7 @@
                 <w:rFonts w:eastAsia="Malgun Gothic" w:ascii="Malgun Gothic" w:hAnsi="Malgun Gothic"/>
                 <w:sz w:val="18"/>
               </w:rPr>
-              <w:t>목표 편성가능성. 이 연구에서는 95%. 결과를 본 뒤 낮추지 않는다. 참고용으로 90%도 함께 적는다.</w:t>
+              <w:t>훑기가 찾은 경계 인원과 아래·위 한 칸, 세 칸. 창 안에서 경계 확정 / 창보다 위 / 창보다 아래 / 창 안에서 오르내림.</w:t>
             </w:r>
           </w:p>
         </w:tc>
@@ -8825,7 +9243,7 @@
                 <w:b/>
                 <w:sz w:val="18"/>
               </w:rPr>
-              <w:t>부분식별</w:t>
+              <w:t>N₀ · H* · Δ</w:t>
             </w:r>
           </w:p>
         </w:tc>
@@ -8840,7 +9258,7 @@
                 <w:rFonts w:eastAsia="Malgun Gothic" w:ascii="Malgun Gothic" w:hAnsi="Malgun Gothic"/>
                 <w:sz w:val="18"/>
               </w:rPr>
-              <w:t>정확한 값은 몰라도 ‘적어도 이만큼’ 또는 ‘많아야 이만큼’은 확정할 수 있는 상태. 1.6의 부족을 셀 때 썼다.</w:t>
+              <w:t>산수로 나온 최소 인원 · 실제로 95% 이상 근무표가 짜이는 최소 인원 · 그 차이(규칙 조합 때문에 더 필요한 몫).</w:t>
             </w:r>
           </w:p>
         </w:tc>
@@ -8858,7 +9276,7 @@
                 <w:b/>
                 <w:sz w:val="18"/>
               </w:rPr>
-              <w:t>산식 사다리 · 5항 공식</w:t>
+              <w:t>τ (타우)</w:t>
             </w:r>
           </w:p>
         </w:tc>
@@ -8873,7 +9291,7 @@
                 <w:rFonts w:eastAsia="Malgun Gothic" w:ascii="Malgun Gothic" w:hAnsi="Malgun Gothic"/>
                 <w:sz w:val="18"/>
               </w:rPr>
-              <w:t>1.6 배수식(1항) → 5항 선형식 → 9항 상호작용식 순으로 복잡해지는 공식들. 지금은 5항이 가장 좋다(중간판).</w:t>
+              <w:t>목표 편성가능성. 이 연구에서는 95%. 결과를 본 뒤 낮추지 않는다. 참고용으로 90%도 함께 적는다.</w:t>
             </w:r>
           </w:p>
         </w:tc>
@@ -8891,7 +9309,7 @@
                 <w:b/>
                 <w:sz w:val="18"/>
               </w:rPr>
-              <w:t>중간판 (interim)</w:t>
+              <w:t>부분식별</w:t>
             </w:r>
           </w:p>
         </w:tc>
@@ -8906,7 +9324,7 @@
                 <w:rFonts w:eastAsia="Malgun Gothic" w:ascii="Malgun Gothic" w:hAnsi="Malgun Gothic"/>
                 <w:sz w:val="18"/>
               </w:rPr>
-              <w:t>세밀 지도만으로 낸 숫자. 보강·검증 계산 뒤 같은 프로그램으로 다시 계산해 확정한다.</w:t>
+              <w:t>정확한 값은 몰라도 ‘적어도 이만큼’ 또는 ‘많아야 이만큼’은 확정할 수 있는 상태. 1.6의 부족을 셀 때 썼다.</w:t>
             </w:r>
           </w:p>
         </w:tc>
@@ -8924,6 +9342,72 @@
                 <w:b/>
                 <w:sz w:val="18"/>
               </w:rPr>
+              <w:t>산식 사다리 · 5항 공식</w:t>
+            </w:r>
+          </w:p>
+        </w:tc>
+        <w:tc>
+          <w:tcPr>
+            <w:tcW w:type="dxa" w:w="7152"/>
+          </w:tcPr>
+          <w:p>
+            <w:r/>
+            <w:r>
+              <w:rPr>
+                <w:rFonts w:eastAsia="Malgun Gothic" w:ascii="Malgun Gothic" w:hAnsi="Malgun Gothic"/>
+                <w:sz w:val="18"/>
+              </w:rPr>
+              <w:t>1.6 배수식(1항) → 5항 선형식 → 9항 상호작용식 순으로 복잡해지는 공식들. 검증 계산에서 5항이 가장 좋았다.</w:t>
+            </w:r>
+          </w:p>
+        </w:tc>
+      </w:tr>
+      <w:tr>
+        <w:tc>
+          <w:tcPr>
+            <w:tcW w:type="dxa" w:w="2259"/>
+          </w:tcPr>
+          <w:p>
+            <w:r/>
+            <w:r>
+              <w:rPr>
+                <w:rFonts w:eastAsia="Malgun Gothic" w:ascii="Malgun Gothic" w:hAnsi="Malgun Gothic"/>
+                <w:b/>
+                <w:sz w:val="18"/>
+              </w:rPr>
+              <w:t>중간판 (interim) · 최종</w:t>
+            </w:r>
+          </w:p>
+        </w:tc>
+        <w:tc>
+          <w:tcPr>
+            <w:tcW w:type="dxa" w:w="7152"/>
+          </w:tcPr>
+          <w:p>
+            <w:r/>
+            <w:r>
+              <w:rPr>
+                <w:rFonts w:eastAsia="Malgun Gothic" w:ascii="Malgun Gothic" w:hAnsi="Malgun Gothic"/>
+                <w:sz w:val="18"/>
+              </w:rPr>
+              <w:t>중간판 = 세밀 지도만으로 낸 9월 14일 숫자. 최종 = 보강·검증 계산 뒤 같은 프로그램으로 다시 계산한 이 자료의 숫자.</w:t>
+            </w:r>
+          </w:p>
+        </w:tc>
+      </w:tr>
+      <w:tr>
+        <w:tc>
+          <w:tcPr>
+            <w:tcW w:type="dxa" w:w="2259"/>
+          </w:tcPr>
+          <w:p>
+            <w:r/>
+            <w:r>
+              <w:rPr>
+                <w:rFonts w:eastAsia="Malgun Gothic" w:ascii="Malgun Gothic" w:hAnsi="Malgun Gothic"/>
+                <w:b/>
+                <w:sz w:val="18"/>
+              </w:rPr>
               <w:t>보강 (Stage C) · 검증 (Stage D)</w:t>
             </w:r>
           </w:p>
@@ -8939,7 +9423,40 @@
                 <w:rFonts w:eastAsia="Malgun Gothic" w:ascii="Malgun Gothic" w:hAnsi="Malgun Gothic"/>
                 <w:sz w:val="18"/>
               </w:rPr>
-              <w:t>경계가 흐리거나 못 찾은 칸을 추가 계산하는 단계(890칸 · 대기) · 미리 떼어 둔 새 조건 64개로 지도와 산식을 최종 확인하는 단계.</w:t>
+              <w:t>경계가 흐리거나 못 찾은 칸을 추가 계산한 단계(890칸 · 완료 09-19) · 미리 떼어 둔 새 조건 64개로 지도와 산식을 채점한 단계(완료 09-19).</w:t>
+            </w:r>
+          </w:p>
+        </w:tc>
+      </w:tr>
+      <w:tr>
+        <w:tc>
+          <w:tcPr>
+            <w:tcW w:type="dxa" w:w="2259"/>
+          </w:tcPr>
+          <w:p>
+            <w:r/>
+            <w:r>
+              <w:rPr>
+                <w:rFonts w:eastAsia="Malgun Gothic" w:ascii="Malgun Gothic" w:hAnsi="Malgun Gothic"/>
+                <w:b/>
+                <w:sz w:val="18"/>
+              </w:rPr>
+              <w:t>분석 동결</w:t>
+            </w:r>
+          </w:p>
+        </w:tc>
+        <w:tc>
+          <w:tcPr>
+            <w:tcW w:type="dxa" w:w="7152"/>
+          </w:tcPr>
+          <w:p>
+            <w:r/>
+            <w:r>
+              <w:rPr>
+                <w:rFonts w:eastAsia="Malgun Gothic" w:ascii="Malgun Gothic" w:hAnsi="Malgun Gothic"/>
+                <w:sz w:val="18"/>
+              </w:rPr>
+              <w:t>공식·채점 규칙·예측표를 검증 결과를 열기 전에 확정하고 지문(해시)을 남겨, 결과를 본 뒤 바꿀 수 없게 한 것.</w:t>
             </w:r>
           </w:p>
         </w:tc>
@@ -8988,7 +9505,7 @@
               <w:t>“간호사 수를 정할 때 하루 필요인원에 1.6을 곱하는 어림셈이 쓰이기도 하지만, 한 달 근무표에는 휴무·연가·야간회복·연속근무 제한이 함께 걸립니다. 그래서 저희는 가상의 병동을 많이 만들고, 컴퓨터가 모든 규칙을 지킨 근무표를 실제로 만들 수 있는지 반복 계산합니다.</w:t>
               <w:br/>
               <w:br/>
-              <w:t>1편에서는 세 가상 수요형에서 9,150건을 계산했고, 그중 1.6에 해당하는 세 지점에서 95% 기준을 확정적으로 넘긴 곳은 없었습니다. 2편에서는 병동 조건을 300가지로 넓혀 지도를 그렸고, 세밀 지도 713,112건을 마쳤습니다. 중간판 결과는 이렇습니다 — 1.6 어림셈은 540개 조건 계단 중 506개에서 확정적으로 모자라고(부족분 최소 중앙값 4명), 하루 수요·휴무 일수·저녁 비율·경력·신규 비율 다섯 항으로 만든 짧은 공식은 ±1명 안에 51%를 맞힙니다(1.6은 12%). 보강·검증 계산이 끝나면 이 숫자를 확정합니다. 다만 이것은 가상 조건에서 근무표가 짜이는지를 보는 연구이지, 실제 병원의 안전 인원을 바로 처방하는 연구는 아닙니다.”</w:t>
+              <w:t>1편에서는 세 가상 수요형에서 9,150건을 계산했고, 그중 1.6에 해당하는 세 지점에서 95% 기준을 확정적으로 넘긴 곳은 없었습니다. 2편에서는 병동 조건을 300가지로 넓혀 지도를 그리고 보강했으며, 지도를 만들 때 쓰지 않은 새 조건 64개로 검증까지 마쳤습니다(모두 1,215,644건 · 오류 0). 최종 결과는 이렇습니다 — 1.6 어림셈은 540개 조건 계단 중 517개에서 확정적으로 모자라고(부족분 최소 중앙값 4명), 하루 수요·휴무 일수·야간 비율·연가 부하·지정일 다섯 항으로 미리 만든 짧은 공식은 처음 보는 조건에서도 ±1명 안에 67%를 맞혔습니다(1.6은 10%). 필요 인원의 약 91%는 산수, 9%는 규칙의 조합 몫이고, 그 몫은 휴무 일수가 가장 크게 움직입니다. 다만 새 조건의 절반 남짓에서는 95% 경계를 한 점으로 찍지 못했고, 이것은 가상 조건에서 근무표가 짜이는지를 보는 연구이지 실제 병원의 안전 인원을 바로 처방하는 연구는 아닙니다.”</w:t>
             </w:r>
           </w:p>
         </w:tc>

--- a/docs/간호인력연구_중간보고_1_쉬운버전.docx
+++ b/docs/간호인력연구_중간보고_1_쉬운버전.docx
@@ -236,7 +236,7 @@
     </w:p>
     <w:p>
       <w:r>
-        <w:t>검증 단계 D는 64개 조건으로 설계됐습니다. 예측 구간을 정하지 못해 관측하지 않은 16개를 제외하고 48개를 계산했습니다. 아래 분모는 계산한 조건이며 전체 설계나 실제 병동 모집단으로 넓혀 읽을 수 없습니다.</w:t>
+        <w:t>Stage D는 64개 조건으로 설계됐습니다. 예측 구간을 정하지 못해 관측하지 않은 16개를 제외하고 48개를 계산했습니다. 아래 분모는 계산한 조건이며 전체 설계나 실제 병동 모집단으로 넓혀 읽을 수 없습니다.</w:t>
       </w:r>
     </w:p>
     <w:tbl>

--- a/docs/간호인력연구_중간보고_1_쉬운버전.docx
+++ b/docs/간호인력연구_중간보고_1_쉬운버전.docx
@@ -1232,7 +1232,7 @@
     </w:p>
     <w:p>
       <w:r>
-        <w:t>투고 전에 연구책임자의 원고 검토, 저자·소속·연구비 정보, 투고지와 공개 자료 범위를 확정해야 합니다. 공모·투고가 접수됐거나 저자 최종 승인이 끝났다는 뜻은 아닙니다.</w:t>
+        <w:t>원고 v0.4와 과학적 최종 검토, Word 본문·커버레터 초안·제출 점검표는 준비됐습니다. 투고 전 저자·소속·연구비 정보, 투고지·공개 범위와 저자 최종 승인을 확정해야 합니다. 실제 접수는 아직 확인되지 않았습니다.</w:t>
       </w:r>
     </w:p>
     <w:sectPr>

--- a/docs/간호인력연구_중간보고_1_쉬운버전.docx
+++ b/docs/간호인력연구_중간보고_1_쉬운버전.docx
@@ -1217,6 +1217,154 @@
         <w:pStyle w:val="Heading1"/>
       </w:pPr>
       <w:r>
+        <w:t>배수 척도로 본 결과와 판독기의 통제 검증</w:t>
+      </w:r>
+    </w:p>
+    <w:p>
+      <w:r>
+        <w:t>산술 규칙에 익숙한 독자를 위해 같은 결과를 하루 인원 W에 대한 배수로 적었습니다. 승격 계단 540개에서 규칙만 세어 나오는 산술 하한 N0은 W의 1.67배(중앙값 · 범위 1.46–1.93)였습니다. 이 퍼짐은 야간 상한·휴무·연가·역할 규칙이 조건마다 다르게 만든 것이며, 그래서 1.6배 반올림값이 산술 하한에도 못 미친 계단이 351개였습니다.</w:t>
+      </w:r>
+    </w:p>
+    <w:p>
+      <w:r>
+        <w:t>목표 95%에 도달한 것이 관측된 324개 계단에서 그 첫 인원은 W의 1.79배(중앙값 · 범위 1.54–2.18)였고, 관측 도달 중 173개는 산술 하한 그 자리에서, 278개는 하한 위 세 명 이내에서 도달했습니다. 나머지 216개 계단은 관측 창 안에서 도달한 인원이 없어 더 큰 인원이 필요하다는 것만 압니다. 이것은 유한 표본에서 관측된 첫 도달점이지 확정된 최소 인원이 아니며, 어떤 병동의 권고도 아닙니다.</w:t>
+      </w:r>
+    </w:p>
+    <w:p>
+      <w:r>
+        <w:t>후보 집합 판독기 자체도 정답을 아는 설계 곡선에서 검증했습니다. 관측률이 목표에서 멀 때는 참값을 98.0% 담았지만, 모든 인원 구간이 목표의 표본오차 안에 있을 때는 54.6%만 담았고, 단일 후보가 참값을 맞힌 비율도 97.1%에서 56.1%로 떨어졌습니다. 이 수치는 설계 곡선에 한정되며, 판독기가 관측률에는 완전하지만 표본오차를 뚫지는 못한다는 점을 보여줍니다.</w:t>
+      </w:r>
+    </w:p>
+    <w:tbl>
+      <w:tblPr>
+        <w:tblW w:type="auto" w:w="0"/>
+        <w:tblLayout w:type="fixed"/>
+        <w:tblLook w:firstColumn="1" w:firstRow="1" w:lastColumn="0" w:lastRow="0" w:noHBand="0" w:noVBand="1" w:val="04A0"/>
+        <w:tblBorders>
+          <w:top w:val="single" w:sz="4" w:color="D9D9D9"/>
+          <w:left w:val="single" w:sz="4" w:color="D9D9D9"/>
+          <w:bottom w:val="single" w:sz="4" w:color="D9D9D9"/>
+          <w:right w:val="single" w:sz="4" w:color="D9D9D9"/>
+          <w:insideH w:val="single" w:sz="4" w:color="D9D9D9"/>
+          <w:insideV w:val="single" w:sz="4" w:color="D9D9D9"/>
+        </w:tblBorders>
+      </w:tblPr>
+      <w:tblGrid>
+        <w:gridCol w:w="2948"/>
+        <w:gridCol w:w="6463"/>
+      </w:tblGrid>
+      <w:tr>
+        <w:trPr>
+          <w:tblHeader/>
+        </w:trPr>
+        <w:tc>
+          <w:tcPr>
+            <w:tcW w:type="dxa" w:w="2948"/>
+            <w:vAlign w:val="center"/>
+            <w:tcMar>
+              <w:top w:w="100" w:type="dxa"/>
+              <w:left w:w="100" w:type="dxa"/>
+              <w:bottom w:w="100" w:type="dxa"/>
+              <w:right w:w="100" w:type="dxa"/>
+            </w:tcMar>
+            <w:shd w:fill="E5EDF1"/>
+          </w:tcPr>
+          <w:p>
+            <w:pPr>
+              <w:spacing w:after="60"/>
+            </w:pPr>
+            <w:r>
+              <w:rPr>
+                <w:b/>
+                <w:sz w:val="20"/>
+              </w:rPr>
+              <w:t>이런 질문이 나올 수 있어요</w:t>
+            </w:r>
+          </w:p>
+        </w:tc>
+        <w:tc>
+          <w:tcPr>
+            <w:tcW w:type="dxa" w:w="6463"/>
+            <w:vAlign w:val="center"/>
+            <w:tcMar>
+              <w:top w:w="100" w:type="dxa"/>
+              <w:left w:w="100" w:type="dxa"/>
+              <w:bottom w:w="100" w:type="dxa"/>
+              <w:right w:w="100" w:type="dxa"/>
+            </w:tcMar>
+            <w:shd w:fill="E5EDF1"/>
+          </w:tcPr>
+          <w:p>
+            <w:pPr>
+              <w:spacing w:after="60"/>
+            </w:pPr>
+            <w:r>
+              <w:rPr>
+                <w:b/>
+                <w:sz w:val="20"/>
+              </w:rPr>
+              <w:t>쉬운 설명</w:t>
+            </w:r>
+          </w:p>
+        </w:tc>
+      </w:tr>
+      <w:tr>
+        <w:tc>
+          <w:tcPr>
+            <w:tcW w:type="dxa" w:w="2948"/>
+            <w:vAlign w:val="center"/>
+            <w:tcMar>
+              <w:top w:w="100" w:type="dxa"/>
+              <w:left w:w="100" w:type="dxa"/>
+              <w:bottom w:w="100" w:type="dxa"/>
+              <w:right w:w="100" w:type="dxa"/>
+            </w:tcMar>
+          </w:tcPr>
+          <w:p>
+            <w:pPr>
+              <w:spacing w:after="60"/>
+            </w:pPr>
+            <w:r>
+              <w:rPr>
+                <w:b w:val="0"/>
+                <w:sz w:val="20"/>
+              </w:rPr>
+              <w:t>그래서 1.6이 아니면 몇을 곱해야 하나요</w:t>
+            </w:r>
+          </w:p>
+        </w:tc>
+        <w:tc>
+          <w:tcPr>
+            <w:tcW w:type="dxa" w:w="6463"/>
+            <w:vAlign w:val="center"/>
+            <w:tcMar>
+              <w:top w:w="100" w:type="dxa"/>
+              <w:left w:w="100" w:type="dxa"/>
+              <w:bottom w:w="100" w:type="dxa"/>
+              <w:right w:w="100" w:type="dxa"/>
+            </w:tcMar>
+          </w:tcPr>
+          <w:p>
+            <w:pPr>
+              <w:spacing w:after="60"/>
+            </w:pPr>
+            <w:r>
+              <w:rPr>
+                <w:b w:val="0"/>
+                <w:sz w:val="20"/>
+              </w:rPr>
+              <w:t>이 합성 상자에서는 규칙을 세어 나온 하한이 이미 1.5~1.9배였고 도달이 관측된 곳은 1.7~1.9배 부근이었습니다. 다만 하나의 배수보다 병동 규칙으로 하한을 세는 것이 먼저이며, 배수 표를 만드는 것은 후속 연구입니다.</w:t>
+            </w:r>
+          </w:p>
+        </w:tc>
+      </w:tr>
+    </w:tbl>
+    <w:p/>
+    <w:p>
+      <w:pPr>
+        <w:pStyle w:val="Heading1"/>
+      </w:pPr>
+      <w:r>
         <w:t>논문에 남기는 결론</w:t>
       </w:r>
     </w:p>
@@ -1232,7 +1380,12 @@
     </w:p>
     <w:p>
       <w:r>
-        <w:t>원고 v0.4와 과학적 최종 검토, Word 본문·커버레터 초안·제출 점검표는 준비됐습니다. 투고 전 저자·소속·연구비 정보, 투고지·공개 범위와 저자 최종 승인을 확정해야 합니다. 실제 접수는 아직 확인되지 않았습니다.</w:t>
+        <w:t>2026년 9월 20일, 1편(세 수요 원형의 확증 실험)과 2편(조건 공간 계산과 판독 정정)을 하나의 국문 원고로 합쳐 대한간호학회지 투고본을 준비했습니다. 본문에는 핵심 표 3개와 그림 2개만 두고, 두 편의 방법·결과 전문은 보충자료로 붙였습니다. 모든 숫자는 봉인 산출물에서 자동으로 채워지며 손으로 옮긴 숫자는 없습니다.</w:t>
+      </w:r>
+    </w:p>
+    <w:p>
+      <w:r>
+        <w:t>투고 전 남은 것은 연구책임자 몫입니다: 저자·소속·ORCID·교신 정보, 기관 IRB 심의 면제 확인, 이해상충 문안 재서명, 연구비 문안, 국문 초록 요건 확인. 실제 접수는 아직 확인되지 않았습니다. 후속 연구는 「규칙 파라미터에 따른 배수 표」를 목표로 구상 단계에 있습니다.</w:t>
       </w:r>
     </w:p>
     <w:sectPr>
